--- a/lab5_report/lab5.docx
+++ b/lab5_report/lab5.docx
@@ -1011,177 +1011,49 @@
           <w:szCs w:val="28"/>
         </w:rPr>
       </w:pPr>
-      <w:r>
-        <w:rPr>
-          <w:rFonts w:ascii="Times New Roman" w:hAnsi="Times New Roman" w:cs="Times New Roman"/>
-          <w:sz w:val="28"/>
-          <w:szCs w:val="28"/>
-        </w:rPr>
-        <w:t>Цель. Научиться создавать семантически корректную разметку веб-страницы, используя структурные элементы HTML5 (</w:t>
-      </w:r>
-      <w:proofErr w:type="spellStart"/>
-      <w:r>
-        <w:rPr>
-          <w:rFonts w:ascii="Times New Roman" w:hAnsi="Times New Roman" w:cs="Times New Roman"/>
-          <w:sz w:val="28"/>
-          <w:szCs w:val="28"/>
-        </w:rPr>
-        <w:t>header</w:t>
-      </w:r>
-      <w:proofErr w:type="spellEnd"/>
-      <w:r>
-        <w:rPr>
-          <w:rFonts w:ascii="Times New Roman" w:hAnsi="Times New Roman" w:cs="Times New Roman"/>
-          <w:sz w:val="28"/>
-          <w:szCs w:val="28"/>
-        </w:rPr>
-        <w:t xml:space="preserve">, </w:t>
-      </w:r>
-      <w:proofErr w:type="spellStart"/>
-      <w:r>
-        <w:rPr>
-          <w:rFonts w:ascii="Times New Roman" w:hAnsi="Times New Roman" w:cs="Times New Roman"/>
-          <w:sz w:val="28"/>
-          <w:szCs w:val="28"/>
-        </w:rPr>
-        <w:t>nav</w:t>
-      </w:r>
-      <w:proofErr w:type="spellEnd"/>
-      <w:r>
-        <w:rPr>
-          <w:rFonts w:ascii="Times New Roman" w:hAnsi="Times New Roman" w:cs="Times New Roman"/>
-          <w:sz w:val="28"/>
-          <w:szCs w:val="28"/>
-        </w:rPr>
-        <w:t xml:space="preserve">, </w:t>
-      </w:r>
-      <w:proofErr w:type="spellStart"/>
-      <w:r>
-        <w:rPr>
-          <w:rFonts w:ascii="Times New Roman" w:hAnsi="Times New Roman" w:cs="Times New Roman"/>
-          <w:sz w:val="28"/>
-          <w:szCs w:val="28"/>
-        </w:rPr>
-        <w:t>main</w:t>
-      </w:r>
-      <w:proofErr w:type="spellEnd"/>
-      <w:r>
-        <w:rPr>
-          <w:rFonts w:ascii="Times New Roman" w:hAnsi="Times New Roman" w:cs="Times New Roman"/>
-          <w:sz w:val="28"/>
-          <w:szCs w:val="28"/>
-        </w:rPr>
-        <w:t xml:space="preserve">, </w:t>
-      </w:r>
-      <w:proofErr w:type="spellStart"/>
-      <w:r>
-        <w:rPr>
-          <w:rFonts w:ascii="Times New Roman" w:hAnsi="Times New Roman" w:cs="Times New Roman"/>
-          <w:sz w:val="28"/>
-          <w:szCs w:val="28"/>
-        </w:rPr>
-        <w:t>section</w:t>
-      </w:r>
-      <w:proofErr w:type="spellEnd"/>
-      <w:r>
-        <w:rPr>
-          <w:rFonts w:ascii="Times New Roman" w:hAnsi="Times New Roman" w:cs="Times New Roman"/>
-          <w:sz w:val="28"/>
-          <w:szCs w:val="28"/>
-        </w:rPr>
-        <w:t xml:space="preserve">, </w:t>
-      </w:r>
-      <w:proofErr w:type="spellStart"/>
-      <w:r>
-        <w:rPr>
-          <w:rFonts w:ascii="Times New Roman" w:hAnsi="Times New Roman" w:cs="Times New Roman"/>
-          <w:sz w:val="28"/>
-          <w:szCs w:val="28"/>
-        </w:rPr>
-        <w:t>article</w:t>
-      </w:r>
-      <w:proofErr w:type="spellEnd"/>
-      <w:r>
-        <w:rPr>
-          <w:rFonts w:ascii="Times New Roman" w:hAnsi="Times New Roman" w:cs="Times New Roman"/>
-          <w:sz w:val="28"/>
-          <w:szCs w:val="28"/>
-        </w:rPr>
-        <w:t xml:space="preserve">, </w:t>
-      </w:r>
-      <w:proofErr w:type="spellStart"/>
-      <w:r>
-        <w:rPr>
-          <w:rFonts w:ascii="Times New Roman" w:hAnsi="Times New Roman" w:cs="Times New Roman"/>
-          <w:sz w:val="28"/>
-          <w:szCs w:val="28"/>
-        </w:rPr>
-        <w:t>aside</w:t>
-      </w:r>
-      <w:proofErr w:type="spellEnd"/>
-      <w:r>
-        <w:rPr>
-          <w:rFonts w:ascii="Times New Roman" w:hAnsi="Times New Roman" w:cs="Times New Roman"/>
-          <w:sz w:val="28"/>
-          <w:szCs w:val="28"/>
-        </w:rPr>
-        <w:t xml:space="preserve">, </w:t>
-      </w:r>
-      <w:proofErr w:type="spellStart"/>
-      <w:r>
-        <w:rPr>
-          <w:rFonts w:ascii="Times New Roman" w:hAnsi="Times New Roman" w:cs="Times New Roman"/>
-          <w:sz w:val="28"/>
-          <w:szCs w:val="28"/>
-        </w:rPr>
-        <w:t>footer</w:t>
-      </w:r>
-      <w:proofErr w:type="spellEnd"/>
-      <w:r>
-        <w:rPr>
-          <w:rFonts w:ascii="Times New Roman" w:hAnsi="Times New Roman" w:cs="Times New Roman"/>
-          <w:sz w:val="28"/>
-          <w:szCs w:val="28"/>
-        </w:rPr>
-        <w:t>), а также оформлять страницу с помощью CSS3.</w:t>
-      </w:r>
-    </w:p>
-    <w:p>
-      <w:pPr>
-        <w:spacing w:after="0" w:line="360" w:lineRule="auto"/>
-        <w:ind w:firstLine="709"/>
-        <w:jc w:val="both"/>
-        <w:rPr>
-          <w:rFonts w:ascii="Times New Roman" w:hAnsi="Times New Roman" w:cs="Times New Roman"/>
-          <w:sz w:val="28"/>
-          <w:szCs w:val="28"/>
-        </w:rPr>
-      </w:pPr>
-      <w:r>
-        <w:rPr>
-          <w:rFonts w:ascii="Times New Roman" w:hAnsi="Times New Roman" w:cs="Times New Roman"/>
-          <w:sz w:val="28"/>
-          <w:szCs w:val="28"/>
-        </w:rPr>
-        <w:t xml:space="preserve">Был создан файл index.html (интернет-магазин </w:t>
-      </w:r>
-      <w:proofErr w:type="spellStart"/>
-      <w:r>
-        <w:rPr>
-          <w:rFonts w:ascii="Times New Roman" w:hAnsi="Times New Roman" w:cs="Times New Roman"/>
-          <w:sz w:val="28"/>
-          <w:szCs w:val="28"/>
-        </w:rPr>
-        <w:t>TechnoMarket</w:t>
-      </w:r>
-      <w:proofErr w:type="spellEnd"/>
-      <w:r>
-        <w:rPr>
-          <w:rFonts w:ascii="Times New Roman" w:hAnsi="Times New Roman" w:cs="Times New Roman"/>
-          <w:sz w:val="28"/>
-          <w:szCs w:val="28"/>
-        </w:rPr>
-        <w:t>). В соответствии с требованиями варианта (Вариант 3 — Интернет-магазин):</w:t>
+      <w:proofErr w:type="spellStart"/>
+      <w:proofErr w:type="spellEnd"/>
+      <w:proofErr w:type="spellStart"/>
+      <w:proofErr w:type="spellEnd"/>
+      <w:proofErr w:type="spellStart"/>
+      <w:proofErr w:type="spellEnd"/>
+      <w:proofErr w:type="spellStart"/>
+      <w:proofErr w:type="spellEnd"/>
+      <w:proofErr w:type="spellStart"/>
+      <w:proofErr w:type="spellEnd"/>
+      <w:proofErr w:type="spellStart"/>
+      <w:proofErr w:type="spellEnd"/>
+      <w:proofErr w:type="spellStart"/>
+      <w:proofErr w:type="spellEnd"/>
+      <w:r>
+        <w:rPr>
+          <w:rFonts w:ascii="Times New Roman" w:hAnsi="Times New Roman" w:cs="Times New Roman"/>
+          <w:sz w:val="28"/>
+          <w:szCs w:val="28"/>
+        </w:rPr>
+        <w:t xml:space="preserve">Цель. Научиться создавать семантическую разметку страницы из структурных элементов HTML5 (header, nav, main, section, article, aside, footer) и оформлять её с помощью CSS3.</w:t>
+      </w:r>
+    </w:p>
+    <w:p>
+      <w:pPr>
+        <w:spacing w:after="0" w:line="360" w:lineRule="auto"/>
+        <w:ind w:firstLine="709"/>
+        <w:jc w:val="both"/>
+        <w:rPr>
+          <w:rFonts w:ascii="Times New Roman" w:hAnsi="Times New Roman" w:cs="Times New Roman"/>
+          <w:sz w:val="28"/>
+          <w:szCs w:val="28"/>
+        </w:rPr>
+      </w:pPr>
+      <w:proofErr w:type="spellStart"/>
+      <w:proofErr w:type="spellEnd"/>
+      <w:r>
+        <w:rPr>
+          <w:rFonts w:ascii="Times New Roman" w:hAnsi="Times New Roman" w:cs="Times New Roman"/>
+          <w:sz w:val="28"/>
+          <w:szCs w:val="28"/>
+        </w:rPr>
+        <w:t xml:space="preserve">Создан файл index.html (интернет-магазин TechnoMarket). По требованиям варианта 3 «Интернет-магазин» страница устроена так:</w:t>
       </w:r>
     </w:p>
     <w:p>
@@ -1200,22 +1072,14 @@
         </w:rPr>
       </w:pPr>
       <w:proofErr w:type="spellStart"/>
-      <w:r>
-        <w:rPr>
-          <w:rFonts w:ascii="Times New Roman" w:hAnsi="Times New Roman" w:cs="Times New Roman"/>
-          <w:sz w:val="28"/>
-          <w:szCs w:val="28"/>
-        </w:rPr>
-        <w:t>Header</w:t>
-      </w:r>
-      <w:proofErr w:type="spellEnd"/>
-      <w:r>
-        <w:rPr>
-          <w:rFonts w:ascii="Times New Roman" w:hAnsi="Times New Roman" w:cs="Times New Roman"/>
-          <w:sz w:val="28"/>
-          <w:szCs w:val="28"/>
-        </w:rPr>
-        <w:t xml:space="preserve"> — содержит логотип магазина, основную навигацию и форму поиска.</w:t>
+      <w:proofErr w:type="spellEnd"/>
+      <w:r>
+        <w:rPr>
+          <w:rFonts w:ascii="Times New Roman" w:hAnsi="Times New Roman" w:cs="Times New Roman"/>
+          <w:sz w:val="28"/>
+          <w:szCs w:val="28"/>
+        </w:rPr>
+        <w:t xml:space="preserve">Header — логотип магазина, основная навигация и форма поиска;</w:t>
       </w:r>
     </w:p>
     <w:p>
@@ -1234,22 +1098,14 @@
         </w:rPr>
       </w:pPr>
       <w:proofErr w:type="spellStart"/>
-      <w:r>
-        <w:rPr>
-          <w:rFonts w:ascii="Times New Roman" w:hAnsi="Times New Roman" w:cs="Times New Roman"/>
-          <w:sz w:val="28"/>
-          <w:szCs w:val="28"/>
-        </w:rPr>
-        <w:t>Main</w:t>
-      </w:r>
-      <w:proofErr w:type="spellEnd"/>
-      <w:r>
-        <w:rPr>
-          <w:rFonts w:ascii="Times New Roman" w:hAnsi="Times New Roman" w:cs="Times New Roman"/>
-          <w:sz w:val="28"/>
-          <w:szCs w:val="28"/>
-        </w:rPr>
-        <w:t xml:space="preserve"> — основная область страницы.</w:t>
+      <w:proofErr w:type="spellEnd"/>
+      <w:r>
+        <w:rPr>
+          <w:rFonts w:ascii="Times New Roman" w:hAnsi="Times New Roman" w:cs="Times New Roman"/>
+          <w:sz w:val="28"/>
+          <w:szCs w:val="28"/>
+        </w:rPr>
+        <w:t xml:space="preserve">Main — основная область страницы;</w:t>
       </w:r>
     </w:p>
     <w:p>
@@ -1268,40 +1124,16 @@
         </w:rPr>
       </w:pPr>
       <w:proofErr w:type="spellStart"/>
-      <w:r>
-        <w:rPr>
-          <w:rFonts w:ascii="Times New Roman" w:hAnsi="Times New Roman" w:cs="Times New Roman"/>
-          <w:sz w:val="28"/>
-          <w:szCs w:val="28"/>
-        </w:rPr>
-        <w:t>Section</w:t>
-      </w:r>
-      <w:proofErr w:type="spellEnd"/>
-      <w:r>
-        <w:rPr>
-          <w:rFonts w:ascii="Times New Roman" w:hAnsi="Times New Roman" w:cs="Times New Roman"/>
-          <w:sz w:val="28"/>
-          <w:szCs w:val="28"/>
-        </w:rPr>
-        <w:t xml:space="preserve"> (</w:t>
-      </w:r>
-      <w:proofErr w:type="spellStart"/>
-      <w:r>
-        <w:rPr>
-          <w:rFonts w:ascii="Times New Roman" w:hAnsi="Times New Roman" w:cs="Times New Roman"/>
-          <w:sz w:val="28"/>
-          <w:szCs w:val="28"/>
-        </w:rPr>
-        <w:t>Hero</w:t>
-      </w:r>
-      <w:proofErr w:type="spellEnd"/>
-      <w:r>
-        <w:rPr>
-          <w:rFonts w:ascii="Times New Roman" w:hAnsi="Times New Roman" w:cs="Times New Roman"/>
-          <w:sz w:val="28"/>
-          <w:szCs w:val="28"/>
-        </w:rPr>
-        <w:t>) — рекламный баннер с крупным изображением и призывом к действию.</w:t>
+      <w:proofErr w:type="spellEnd"/>
+      <w:proofErr w:type="spellStart"/>
+      <w:proofErr w:type="spellEnd"/>
+      <w:r>
+        <w:rPr>
+          <w:rFonts w:ascii="Times New Roman" w:hAnsi="Times New Roman" w:cs="Times New Roman"/>
+          <w:sz w:val="28"/>
+          <w:szCs w:val="28"/>
+        </w:rPr>
+        <w:t xml:space="preserve">Section (Hero) — рекламный баннер с крупным изображением и призывом к действию;</w:t>
       </w:r>
     </w:p>
     <w:p>
@@ -1320,40 +1152,16 @@
         </w:rPr>
       </w:pPr>
       <w:proofErr w:type="spellStart"/>
-      <w:r>
-        <w:rPr>
-          <w:rFonts w:ascii="Times New Roman" w:hAnsi="Times New Roman" w:cs="Times New Roman"/>
-          <w:sz w:val="28"/>
-          <w:szCs w:val="28"/>
-        </w:rPr>
-        <w:t>Section</w:t>
-      </w:r>
-      <w:proofErr w:type="spellEnd"/>
-      <w:r>
-        <w:rPr>
-          <w:rFonts w:ascii="Times New Roman" w:hAnsi="Times New Roman" w:cs="Times New Roman"/>
-          <w:sz w:val="28"/>
-          <w:szCs w:val="28"/>
-        </w:rPr>
-        <w:t xml:space="preserve"> (Каталог) — список товаров в виде отдельных карточек (</w:t>
-      </w:r>
-      <w:proofErr w:type="spellStart"/>
-      <w:r>
-        <w:rPr>
-          <w:rFonts w:ascii="Times New Roman" w:hAnsi="Times New Roman" w:cs="Times New Roman"/>
-          <w:sz w:val="28"/>
-          <w:szCs w:val="28"/>
-        </w:rPr>
-        <w:t>article</w:t>
-      </w:r>
-      <w:proofErr w:type="spellEnd"/>
-      <w:r>
-        <w:rPr>
-          <w:rFonts w:ascii="Times New Roman" w:hAnsi="Times New Roman" w:cs="Times New Roman"/>
-          <w:sz w:val="28"/>
-          <w:szCs w:val="28"/>
-        </w:rPr>
-        <w:t>).</w:t>
+      <w:proofErr w:type="spellEnd"/>
+      <w:proofErr w:type="spellStart"/>
+      <w:proofErr w:type="spellEnd"/>
+      <w:r>
+        <w:rPr>
+          <w:rFonts w:ascii="Times New Roman" w:hAnsi="Times New Roman" w:cs="Times New Roman"/>
+          <w:sz w:val="28"/>
+          <w:szCs w:val="28"/>
+        </w:rPr>
+        <w:t xml:space="preserve">Section (Каталог) — товары в виде отдельных карточек (article);</w:t>
       </w:r>
     </w:p>
     <w:p>
@@ -1372,22 +1180,14 @@
         </w:rPr>
       </w:pPr>
       <w:proofErr w:type="spellStart"/>
-      <w:r>
-        <w:rPr>
-          <w:rFonts w:ascii="Times New Roman" w:hAnsi="Times New Roman" w:cs="Times New Roman"/>
-          <w:sz w:val="28"/>
-          <w:szCs w:val="28"/>
-        </w:rPr>
-        <w:t>Article</w:t>
-      </w:r>
-      <w:proofErr w:type="spellEnd"/>
-      <w:r>
-        <w:rPr>
-          <w:rFonts w:ascii="Times New Roman" w:hAnsi="Times New Roman" w:cs="Times New Roman"/>
-          <w:sz w:val="28"/>
-          <w:szCs w:val="28"/>
-        </w:rPr>
-        <w:t xml:space="preserve"> (Карточка товара) — включает изображение, название, краткое описание и цену.</w:t>
+      <w:proofErr w:type="spellEnd"/>
+      <w:r>
+        <w:rPr>
+          <w:rFonts w:ascii="Times New Roman" w:hAnsi="Times New Roman" w:cs="Times New Roman"/>
+          <w:sz w:val="28"/>
+          <w:szCs w:val="28"/>
+        </w:rPr>
+        <w:t xml:space="preserve">Article (карточка товара) — изображение, название, краткое описание и цена;</w:t>
       </w:r>
     </w:p>
     <w:p>
@@ -1406,22 +1206,14 @@
         </w:rPr>
       </w:pPr>
       <w:proofErr w:type="spellStart"/>
-      <w:r>
-        <w:rPr>
-          <w:rFonts w:ascii="Times New Roman" w:hAnsi="Times New Roman" w:cs="Times New Roman"/>
-          <w:sz w:val="28"/>
-          <w:szCs w:val="28"/>
-        </w:rPr>
-        <w:t>Aside</w:t>
-      </w:r>
-      <w:proofErr w:type="spellEnd"/>
-      <w:r>
-        <w:rPr>
-          <w:rFonts w:ascii="Times New Roman" w:hAnsi="Times New Roman" w:cs="Times New Roman"/>
-          <w:sz w:val="28"/>
-          <w:szCs w:val="28"/>
-        </w:rPr>
-        <w:t xml:space="preserve"> (Корзина) — боковая панель с информацией о выбранных товарах.</w:t>
+      <w:proofErr w:type="spellEnd"/>
+      <w:r>
+        <w:rPr>
+          <w:rFonts w:ascii="Times New Roman" w:hAnsi="Times New Roman" w:cs="Times New Roman"/>
+          <w:sz w:val="28"/>
+          <w:szCs w:val="28"/>
+        </w:rPr>
+        <w:t xml:space="preserve">Aside (Корзина) — боковая панель с выбранными товарами;</w:t>
       </w:r>
     </w:p>
     <w:p>
@@ -1440,22 +1232,14 @@
         </w:rPr>
       </w:pPr>
       <w:proofErr w:type="spellStart"/>
-      <w:r>
-        <w:rPr>
-          <w:rFonts w:ascii="Times New Roman" w:hAnsi="Times New Roman" w:cs="Times New Roman"/>
-          <w:sz w:val="28"/>
-          <w:szCs w:val="28"/>
-        </w:rPr>
-        <w:t>Footer</w:t>
-      </w:r>
-      <w:proofErr w:type="spellEnd"/>
-      <w:r>
-        <w:rPr>
-          <w:rFonts w:ascii="Times New Roman" w:hAnsi="Times New Roman" w:cs="Times New Roman"/>
-          <w:sz w:val="28"/>
-          <w:szCs w:val="28"/>
-        </w:rPr>
-        <w:t xml:space="preserve"> — контактная и служебная информация.</w:t>
+      <w:proofErr w:type="spellEnd"/>
+      <w:r>
+        <w:rPr>
+          <w:rFonts w:ascii="Times New Roman" w:hAnsi="Times New Roman" w:cs="Times New Roman"/>
+          <w:sz w:val="28"/>
+          <w:szCs w:val="28"/>
+        </w:rPr>
+        <w:t xml:space="preserve">Footer — контактная и служебная информация.</w:t>
       </w:r>
     </w:p>
     <w:p>
@@ -3883,384 +3667,17 @@
           <w:szCs w:val="28"/>
         </w:rPr>
       </w:pPr>
-      <w:r>
-        <w:rPr>
-          <w:rFonts w:ascii="Times New Roman" w:hAnsi="Times New Roman" w:cs="Times New Roman"/>
-          <w:sz w:val="28"/>
-          <w:szCs w:val="28"/>
-        </w:rPr>
-        <w:t>В</w:t>
-      </w:r>
-      <w:r>
-        <w:rPr>
-          <w:rFonts w:ascii="Times New Roman" w:hAnsi="Times New Roman" w:cs="Times New Roman"/>
-          <w:sz w:val="28"/>
-          <w:szCs w:val="28"/>
-          <w:lang w:val="en-US"/>
-        </w:rPr>
-        <w:t xml:space="preserve"> </w:t>
-      </w:r>
-      <w:r>
-        <w:rPr>
-          <w:rFonts w:ascii="Times New Roman" w:hAnsi="Times New Roman" w:cs="Times New Roman"/>
-          <w:sz w:val="28"/>
-          <w:szCs w:val="28"/>
-        </w:rPr>
-        <w:t>файле</w:t>
-      </w:r>
-      <w:r>
-        <w:rPr>
-          <w:rFonts w:ascii="Times New Roman" w:hAnsi="Times New Roman" w:cs="Times New Roman"/>
-          <w:sz w:val="28"/>
-          <w:szCs w:val="28"/>
-          <w:lang w:val="en-US"/>
-        </w:rPr>
-        <w:t xml:space="preserve"> </w:t>
-      </w:r>
-      <w:proofErr w:type="spellStart"/>
-      <w:r>
-        <w:rPr>
-          <w:rFonts w:ascii="Times New Roman" w:hAnsi="Times New Roman" w:cs="Times New Roman"/>
-          <w:sz w:val="28"/>
-          <w:szCs w:val="28"/>
-          <w:lang w:val="en-US"/>
-        </w:rPr>
-        <w:t>css</w:t>
-      </w:r>
-      <w:proofErr w:type="spellEnd"/>
-      <w:r>
-        <w:rPr>
-          <w:rFonts w:ascii="Times New Roman" w:hAnsi="Times New Roman" w:cs="Times New Roman"/>
-          <w:sz w:val="28"/>
-          <w:szCs w:val="28"/>
-          <w:lang w:val="en-US"/>
-        </w:rPr>
-        <w:t xml:space="preserve">/style.css </w:t>
-      </w:r>
-      <w:r>
-        <w:rPr>
-          <w:rFonts w:ascii="Times New Roman" w:hAnsi="Times New Roman" w:cs="Times New Roman"/>
-          <w:sz w:val="28"/>
-          <w:szCs w:val="28"/>
-        </w:rPr>
-        <w:t>были</w:t>
-      </w:r>
-      <w:r>
-        <w:rPr>
-          <w:rFonts w:ascii="Times New Roman" w:hAnsi="Times New Roman" w:cs="Times New Roman"/>
-          <w:sz w:val="28"/>
-          <w:szCs w:val="28"/>
-          <w:lang w:val="en-US"/>
-        </w:rPr>
-        <w:t xml:space="preserve"> </w:t>
-      </w:r>
-      <w:r>
-        <w:rPr>
-          <w:rFonts w:ascii="Times New Roman" w:hAnsi="Times New Roman" w:cs="Times New Roman"/>
-          <w:sz w:val="28"/>
-          <w:szCs w:val="28"/>
-        </w:rPr>
-        <w:t>заданы</w:t>
-      </w:r>
-      <w:r>
-        <w:rPr>
-          <w:rFonts w:ascii="Times New Roman" w:hAnsi="Times New Roman" w:cs="Times New Roman"/>
-          <w:sz w:val="28"/>
-          <w:szCs w:val="28"/>
-          <w:lang w:val="en-US"/>
-        </w:rPr>
-        <w:t xml:space="preserve"> </w:t>
-      </w:r>
-      <w:r>
-        <w:rPr>
-          <w:rFonts w:ascii="Times New Roman" w:hAnsi="Times New Roman" w:cs="Times New Roman"/>
-          <w:sz w:val="28"/>
-          <w:szCs w:val="28"/>
-        </w:rPr>
-        <w:t>стили</w:t>
-      </w:r>
-      <w:r>
-        <w:rPr>
-          <w:rFonts w:ascii="Times New Roman" w:hAnsi="Times New Roman" w:cs="Times New Roman"/>
-          <w:sz w:val="28"/>
-          <w:szCs w:val="28"/>
-          <w:lang w:val="en-US"/>
-        </w:rPr>
-        <w:t xml:space="preserve"> </w:t>
-      </w:r>
-      <w:r>
-        <w:rPr>
-          <w:rFonts w:ascii="Times New Roman" w:hAnsi="Times New Roman" w:cs="Times New Roman"/>
-          <w:sz w:val="28"/>
-          <w:szCs w:val="28"/>
-        </w:rPr>
-        <w:t>с</w:t>
-      </w:r>
-      <w:r>
-        <w:rPr>
-          <w:rFonts w:ascii="Times New Roman" w:hAnsi="Times New Roman" w:cs="Times New Roman"/>
-          <w:sz w:val="28"/>
-          <w:szCs w:val="28"/>
-          <w:lang w:val="en-US"/>
-        </w:rPr>
-        <w:t xml:space="preserve"> </w:t>
-      </w:r>
-      <w:r>
-        <w:rPr>
-          <w:rFonts w:ascii="Times New Roman" w:hAnsi="Times New Roman" w:cs="Times New Roman"/>
-          <w:sz w:val="28"/>
-          <w:szCs w:val="28"/>
-        </w:rPr>
-        <w:t>использованием</w:t>
-      </w:r>
-      <w:r>
-        <w:rPr>
-          <w:rFonts w:ascii="Times New Roman" w:hAnsi="Times New Roman" w:cs="Times New Roman"/>
-          <w:sz w:val="28"/>
-          <w:szCs w:val="28"/>
-          <w:lang w:val="en-US"/>
-        </w:rPr>
-        <w:t xml:space="preserve"> Grid Layout </w:t>
-      </w:r>
-      <w:r>
-        <w:rPr>
-          <w:rFonts w:ascii="Times New Roman" w:hAnsi="Times New Roman" w:cs="Times New Roman"/>
-          <w:sz w:val="28"/>
-          <w:szCs w:val="28"/>
-        </w:rPr>
-        <w:t>для</w:t>
-      </w:r>
-      <w:r>
-        <w:rPr>
-          <w:rFonts w:ascii="Times New Roman" w:hAnsi="Times New Roman" w:cs="Times New Roman"/>
-          <w:sz w:val="28"/>
-          <w:szCs w:val="28"/>
-          <w:lang w:val="en-US"/>
-        </w:rPr>
-        <w:t xml:space="preserve"> </w:t>
-      </w:r>
-      <w:r>
-        <w:rPr>
-          <w:rFonts w:ascii="Times New Roman" w:hAnsi="Times New Roman" w:cs="Times New Roman"/>
-          <w:sz w:val="28"/>
-          <w:szCs w:val="28"/>
-        </w:rPr>
-        <w:t>сетки</w:t>
-      </w:r>
-      <w:r>
-        <w:rPr>
-          <w:rFonts w:ascii="Times New Roman" w:hAnsi="Times New Roman" w:cs="Times New Roman"/>
-          <w:sz w:val="28"/>
-          <w:szCs w:val="28"/>
-          <w:lang w:val="en-US"/>
-        </w:rPr>
-        <w:t xml:space="preserve"> </w:t>
-      </w:r>
-      <w:r>
-        <w:rPr>
-          <w:rFonts w:ascii="Times New Roman" w:hAnsi="Times New Roman" w:cs="Times New Roman"/>
-          <w:sz w:val="28"/>
-          <w:szCs w:val="28"/>
-        </w:rPr>
-        <w:t>товаров</w:t>
-      </w:r>
-      <w:r>
-        <w:rPr>
-          <w:rFonts w:ascii="Times New Roman" w:hAnsi="Times New Roman" w:cs="Times New Roman"/>
-          <w:sz w:val="28"/>
-          <w:szCs w:val="28"/>
-          <w:lang w:val="en-US"/>
-        </w:rPr>
-        <w:t xml:space="preserve">, Flexbox </w:t>
-      </w:r>
-      <w:r>
-        <w:rPr>
-          <w:rFonts w:ascii="Times New Roman" w:hAnsi="Times New Roman" w:cs="Times New Roman"/>
-          <w:sz w:val="28"/>
-          <w:szCs w:val="28"/>
-        </w:rPr>
-        <w:t>для</w:t>
-      </w:r>
-      <w:r>
-        <w:rPr>
-          <w:rFonts w:ascii="Times New Roman" w:hAnsi="Times New Roman" w:cs="Times New Roman"/>
-          <w:sz w:val="28"/>
-          <w:szCs w:val="28"/>
-          <w:lang w:val="en-US"/>
-        </w:rPr>
-        <w:t xml:space="preserve"> </w:t>
-      </w:r>
-      <w:r>
-        <w:rPr>
-          <w:rFonts w:ascii="Times New Roman" w:hAnsi="Times New Roman" w:cs="Times New Roman"/>
-          <w:sz w:val="28"/>
-          <w:szCs w:val="28"/>
-        </w:rPr>
-        <w:t>выравнивания</w:t>
-      </w:r>
-      <w:r>
-        <w:rPr>
-          <w:rFonts w:ascii="Times New Roman" w:hAnsi="Times New Roman" w:cs="Times New Roman"/>
-          <w:sz w:val="28"/>
-          <w:szCs w:val="28"/>
-          <w:lang w:val="en-US"/>
-        </w:rPr>
-        <w:t xml:space="preserve"> </w:t>
-      </w:r>
-      <w:r>
-        <w:rPr>
-          <w:rFonts w:ascii="Times New Roman" w:hAnsi="Times New Roman" w:cs="Times New Roman"/>
-          <w:sz w:val="28"/>
-          <w:szCs w:val="28"/>
-        </w:rPr>
-        <w:t>элементов</w:t>
-      </w:r>
-      <w:r>
-        <w:rPr>
-          <w:rFonts w:ascii="Times New Roman" w:hAnsi="Times New Roman" w:cs="Times New Roman"/>
-          <w:sz w:val="28"/>
-          <w:szCs w:val="28"/>
-          <w:lang w:val="en-US"/>
-        </w:rPr>
-        <w:t xml:space="preserve"> </w:t>
-      </w:r>
-      <w:r>
-        <w:rPr>
-          <w:rFonts w:ascii="Times New Roman" w:hAnsi="Times New Roman" w:cs="Times New Roman"/>
-          <w:sz w:val="28"/>
-          <w:szCs w:val="28"/>
-        </w:rPr>
-        <w:t>шапки</w:t>
-      </w:r>
-      <w:r>
-        <w:rPr>
-          <w:rFonts w:ascii="Times New Roman" w:hAnsi="Times New Roman" w:cs="Times New Roman"/>
-          <w:sz w:val="28"/>
-          <w:szCs w:val="28"/>
-          <w:lang w:val="en-US"/>
-        </w:rPr>
-        <w:t xml:space="preserve"> </w:t>
-      </w:r>
-      <w:r>
-        <w:rPr>
-          <w:rFonts w:ascii="Times New Roman" w:hAnsi="Times New Roman" w:cs="Times New Roman"/>
-          <w:sz w:val="28"/>
-          <w:szCs w:val="28"/>
-        </w:rPr>
-        <w:t>и</w:t>
-      </w:r>
-      <w:r>
-        <w:rPr>
-          <w:rFonts w:ascii="Times New Roman" w:hAnsi="Times New Roman" w:cs="Times New Roman"/>
-          <w:sz w:val="28"/>
-          <w:szCs w:val="28"/>
-          <w:lang w:val="en-US"/>
-        </w:rPr>
-        <w:t xml:space="preserve"> </w:t>
-      </w:r>
-      <w:r>
-        <w:rPr>
-          <w:rFonts w:ascii="Times New Roman" w:hAnsi="Times New Roman" w:cs="Times New Roman"/>
-          <w:sz w:val="28"/>
-          <w:szCs w:val="28"/>
-        </w:rPr>
-        <w:t>карточек</w:t>
-      </w:r>
-      <w:r>
-        <w:rPr>
-          <w:rFonts w:ascii="Times New Roman" w:hAnsi="Times New Roman" w:cs="Times New Roman"/>
-          <w:sz w:val="28"/>
-          <w:szCs w:val="28"/>
-          <w:lang w:val="en-US"/>
-        </w:rPr>
-        <w:t xml:space="preserve">, </w:t>
-      </w:r>
-      <w:r>
-        <w:rPr>
-          <w:rFonts w:ascii="Times New Roman" w:hAnsi="Times New Roman" w:cs="Times New Roman"/>
-          <w:sz w:val="28"/>
-          <w:szCs w:val="28"/>
-        </w:rPr>
-        <w:t>а</w:t>
-      </w:r>
-      <w:r>
-        <w:rPr>
-          <w:rFonts w:ascii="Times New Roman" w:hAnsi="Times New Roman" w:cs="Times New Roman"/>
-          <w:sz w:val="28"/>
-          <w:szCs w:val="28"/>
-          <w:lang w:val="en-US"/>
-        </w:rPr>
-        <w:t xml:space="preserve"> </w:t>
-      </w:r>
-      <w:r>
-        <w:rPr>
-          <w:rFonts w:ascii="Times New Roman" w:hAnsi="Times New Roman" w:cs="Times New Roman"/>
-          <w:sz w:val="28"/>
-          <w:szCs w:val="28"/>
-        </w:rPr>
-        <w:t>также</w:t>
-      </w:r>
-      <w:r>
-        <w:rPr>
-          <w:rFonts w:ascii="Times New Roman" w:hAnsi="Times New Roman" w:cs="Times New Roman"/>
-          <w:sz w:val="28"/>
-          <w:szCs w:val="28"/>
-          <w:lang w:val="en-US"/>
-        </w:rPr>
-        <w:t xml:space="preserve"> </w:t>
-      </w:r>
+      <w:proofErr w:type="spellStart"/>
+      <w:proofErr w:type="spellEnd"/>
       <w:proofErr w:type="gramStart"/>
-      <w:r>
-        <w:rPr>
-          <w:rFonts w:ascii="Times New Roman" w:hAnsi="Times New Roman" w:cs="Times New Roman"/>
-          <w:sz w:val="28"/>
-          <w:szCs w:val="28"/>
-        </w:rPr>
-        <w:t>эффекты</w:t>
-      </w:r>
-      <w:r>
-        <w:rPr>
-          <w:rFonts w:ascii="Times New Roman" w:hAnsi="Times New Roman" w:cs="Times New Roman"/>
-          <w:sz w:val="28"/>
-          <w:szCs w:val="28"/>
-          <w:lang w:val="en-US"/>
-        </w:rPr>
-        <w:t xml:space="preserve"> :hover</w:t>
-      </w:r>
       <w:proofErr w:type="gramEnd"/>
       <w:r>
         <w:rPr>
           <w:rFonts w:ascii="Times New Roman" w:hAnsi="Times New Roman" w:cs="Times New Roman"/>
           <w:sz w:val="28"/>
           <w:szCs w:val="28"/>
-          <w:lang w:val="en-US"/>
-        </w:rPr>
-        <w:t xml:space="preserve">, transform, box-shadow, transition </w:t>
-      </w:r>
-      <w:r>
-        <w:rPr>
-          <w:rFonts w:ascii="Times New Roman" w:hAnsi="Times New Roman" w:cs="Times New Roman"/>
-          <w:sz w:val="28"/>
-          <w:szCs w:val="28"/>
-        </w:rPr>
-        <w:t>и</w:t>
-      </w:r>
-      <w:r>
-        <w:rPr>
-          <w:rFonts w:ascii="Times New Roman" w:hAnsi="Times New Roman" w:cs="Times New Roman"/>
-          <w:sz w:val="28"/>
-          <w:szCs w:val="28"/>
-          <w:lang w:val="en-US"/>
-        </w:rPr>
-        <w:t xml:space="preserve"> border-radius. </w:t>
-      </w:r>
-      <w:r>
-        <w:rPr>
-          <w:rFonts w:ascii="Times New Roman" w:hAnsi="Times New Roman" w:cs="Times New Roman"/>
-          <w:sz w:val="28"/>
-          <w:szCs w:val="28"/>
-        </w:rPr>
-        <w:t>Также реализована адаптивность с помощью @media запросов.</w:t>
+        </w:rPr>
+        <w:t xml:space="preserve">В css/style.css использованы Grid для сетки товаров, Flexbox для выравнивания элементов шапки и карточек, а также :hover, transform, box-shadow, transition и border-radius. Для адаптивности добавлены @media-запросы.</w:t>
       </w:r>
     </w:p>
     <w:p>
@@ -4389,51 +3806,35 @@
           <w:szCs w:val="28"/>
         </w:rPr>
       </w:pPr>
-      <w:r>
-        <w:rPr>
-          <w:rFonts w:ascii="Times New Roman" w:hAnsi="Times New Roman" w:cs="Times New Roman"/>
-          <w:sz w:val="28"/>
-          <w:szCs w:val="28"/>
-        </w:rPr>
-        <w:t xml:space="preserve">Цель. Научиться применять базовые CSS3-эффекты (тени, скругления, градиенты, </w:t>
-      </w:r>
-      <w:proofErr w:type="spellStart"/>
-      <w:r>
-        <w:rPr>
-          <w:rFonts w:ascii="Times New Roman" w:hAnsi="Times New Roman" w:cs="Times New Roman"/>
-          <w:sz w:val="28"/>
-          <w:szCs w:val="28"/>
-        </w:rPr>
-        <w:t>псевдоэлементы</w:t>
-      </w:r>
-      <w:proofErr w:type="spellEnd"/>
-      <w:r>
-        <w:rPr>
-          <w:rFonts w:ascii="Times New Roman" w:hAnsi="Times New Roman" w:cs="Times New Roman"/>
-          <w:sz w:val="28"/>
-          <w:szCs w:val="28"/>
-        </w:rPr>
-        <w:t>) и интерактивные состояния для создания визуально привлекательного интерфейса.</w:t>
-      </w:r>
-    </w:p>
-    <w:p>
-      <w:pPr>
-        <w:spacing w:after="0" w:line="360" w:lineRule="auto"/>
-        <w:ind w:firstLine="709"/>
-        <w:jc w:val="both"/>
-        <w:rPr>
-          <w:rFonts w:ascii="Times New Roman" w:hAnsi="Times New Roman" w:cs="Times New Roman"/>
-          <w:sz w:val="28"/>
-          <w:szCs w:val="28"/>
-        </w:rPr>
-      </w:pPr>
-      <w:r>
-        <w:rPr>
-          <w:rFonts w:ascii="Times New Roman" w:hAnsi="Times New Roman" w:cs="Times New Roman"/>
-          <w:sz w:val="28"/>
-          <w:szCs w:val="28"/>
-        </w:rPr>
-        <w:t>В рамках данного задания был выполнен редизайн элементов страницы. Были использованы следующие техники:</w:t>
+      <w:proofErr w:type="spellStart"/>
+      <w:proofErr w:type="spellEnd"/>
+      <w:r>
+        <w:rPr>
+          <w:rFonts w:ascii="Times New Roman" w:hAnsi="Times New Roman" w:cs="Times New Roman"/>
+          <w:sz w:val="28"/>
+          <w:szCs w:val="28"/>
+        </w:rPr>
+        <w:t xml:space="preserve">Цель. Применить базовые эффекты CSS3 (тени, скругления, градиенты, псевдоэлементы) и интерактивные состояния при оформлении страницы.</w:t>
+      </w:r>
+    </w:p>
+    <w:p>
+      <w:pPr>
+        <w:spacing w:after="0" w:line="360" w:lineRule="auto"/>
+        <w:ind w:firstLine="709"/>
+        <w:jc w:val="both"/>
+        <w:rPr>
+          <w:rFonts w:ascii="Times New Roman" w:hAnsi="Times New Roman" w:cs="Times New Roman"/>
+          <w:sz w:val="28"/>
+          <w:szCs w:val="28"/>
+        </w:rPr>
+      </w:pPr>
+      <w:r>
+        <w:rPr>
+          <w:rFonts w:ascii="Times New Roman" w:hAnsi="Times New Roman" w:cs="Times New Roman"/>
+          <w:sz w:val="28"/>
+          <w:szCs w:val="28"/>
+        </w:rPr>
+        <w:t xml:space="preserve">Затем элементы страницы были оформлены заново. Использовались следующие приёмы:</w:t>
       </w:r>
     </w:p>
     <w:p>
@@ -4451,103 +3852,23 @@
           <w:szCs w:val="28"/>
         </w:rPr>
       </w:pPr>
-      <w:r>
-        <w:rPr>
-          <w:rFonts w:ascii="Times New Roman" w:hAnsi="Times New Roman" w:cs="Times New Roman"/>
-          <w:sz w:val="28"/>
-          <w:szCs w:val="28"/>
-        </w:rPr>
-        <w:t xml:space="preserve">Box Model: для карточек товаров и кнопок заданы </w:t>
-      </w:r>
-      <w:proofErr w:type="spellStart"/>
-      <w:r>
-        <w:rPr>
-          <w:rFonts w:ascii="Times New Roman" w:hAnsi="Times New Roman" w:cs="Times New Roman"/>
-          <w:sz w:val="28"/>
-          <w:szCs w:val="28"/>
-        </w:rPr>
-        <w:t>width</w:t>
-      </w:r>
-      <w:proofErr w:type="spellEnd"/>
-      <w:r>
-        <w:rPr>
-          <w:rFonts w:ascii="Times New Roman" w:hAnsi="Times New Roman" w:cs="Times New Roman"/>
-          <w:sz w:val="28"/>
-          <w:szCs w:val="28"/>
-        </w:rPr>
-        <w:t xml:space="preserve">, </w:t>
-      </w:r>
-      <w:proofErr w:type="spellStart"/>
-      <w:r>
-        <w:rPr>
-          <w:rFonts w:ascii="Times New Roman" w:hAnsi="Times New Roman" w:cs="Times New Roman"/>
-          <w:sz w:val="28"/>
-          <w:szCs w:val="28"/>
-        </w:rPr>
-        <w:t>height</w:t>
-      </w:r>
-      <w:proofErr w:type="spellEnd"/>
-      <w:r>
-        <w:rPr>
-          <w:rFonts w:ascii="Times New Roman" w:hAnsi="Times New Roman" w:cs="Times New Roman"/>
-          <w:sz w:val="28"/>
-          <w:szCs w:val="28"/>
-        </w:rPr>
-        <w:t xml:space="preserve">, </w:t>
-      </w:r>
-      <w:proofErr w:type="spellStart"/>
-      <w:r>
-        <w:rPr>
-          <w:rFonts w:ascii="Times New Roman" w:hAnsi="Times New Roman" w:cs="Times New Roman"/>
-          <w:sz w:val="28"/>
-          <w:szCs w:val="28"/>
-        </w:rPr>
-        <w:t>padding</w:t>
-      </w:r>
-      <w:proofErr w:type="spellEnd"/>
-      <w:r>
-        <w:rPr>
-          <w:rFonts w:ascii="Times New Roman" w:hAnsi="Times New Roman" w:cs="Times New Roman"/>
-          <w:sz w:val="28"/>
-          <w:szCs w:val="28"/>
-        </w:rPr>
-        <w:t xml:space="preserve">, </w:t>
-      </w:r>
-      <w:proofErr w:type="spellStart"/>
-      <w:r>
-        <w:rPr>
-          <w:rFonts w:ascii="Times New Roman" w:hAnsi="Times New Roman" w:cs="Times New Roman"/>
-          <w:sz w:val="28"/>
-          <w:szCs w:val="28"/>
-        </w:rPr>
-        <w:t>border</w:t>
-      </w:r>
-      <w:proofErr w:type="spellEnd"/>
-      <w:r>
-        <w:rPr>
-          <w:rFonts w:ascii="Times New Roman" w:hAnsi="Times New Roman" w:cs="Times New Roman"/>
-          <w:sz w:val="28"/>
-          <w:szCs w:val="28"/>
-        </w:rPr>
-        <w:t xml:space="preserve">, </w:t>
-      </w:r>
-      <w:proofErr w:type="spellStart"/>
-      <w:r>
-        <w:rPr>
-          <w:rFonts w:ascii="Times New Roman" w:hAnsi="Times New Roman" w:cs="Times New Roman"/>
-          <w:sz w:val="28"/>
-          <w:szCs w:val="28"/>
-        </w:rPr>
-        <w:t>margin</w:t>
-      </w:r>
-      <w:proofErr w:type="spellEnd"/>
-      <w:r>
-        <w:rPr>
-          <w:rFonts w:ascii="Times New Roman" w:hAnsi="Times New Roman" w:cs="Times New Roman"/>
-          <w:sz w:val="28"/>
-          <w:szCs w:val="28"/>
-        </w:rPr>
-        <w:t>.</w:t>
+      <w:proofErr w:type="spellStart"/>
+      <w:proofErr w:type="spellEnd"/>
+      <w:proofErr w:type="spellStart"/>
+      <w:proofErr w:type="spellEnd"/>
+      <w:proofErr w:type="spellStart"/>
+      <w:proofErr w:type="spellEnd"/>
+      <w:proofErr w:type="spellStart"/>
+      <w:proofErr w:type="spellEnd"/>
+      <w:proofErr w:type="spellStart"/>
+      <w:proofErr w:type="spellEnd"/>
+      <w:r>
+        <w:rPr>
+          <w:rFonts w:ascii="Times New Roman" w:hAnsi="Times New Roman" w:cs="Times New Roman"/>
+          <w:sz w:val="28"/>
+          <w:szCs w:val="28"/>
+        </w:rPr>
+        <w:t xml:space="preserve">Box Model: у карточек товаров и кнопок заданы width, height, padding, border и margin;</w:t>
       </w:r>
     </w:p>
     <w:p>
@@ -4565,31 +3886,15 @@
           <w:szCs w:val="28"/>
         </w:rPr>
       </w:pPr>
-      <w:r>
-        <w:rPr>
-          <w:rFonts w:ascii="Times New Roman" w:hAnsi="Times New Roman" w:cs="Times New Roman"/>
-          <w:sz w:val="28"/>
-          <w:szCs w:val="28"/>
-        </w:rPr>
-        <w:t xml:space="preserve">Селекторы: использовано более пяти типов селекторов (тег, класс, атрибут, </w:t>
-      </w:r>
-      <w:proofErr w:type="spellStart"/>
-      <w:r>
-        <w:rPr>
-          <w:rFonts w:ascii="Times New Roman" w:hAnsi="Times New Roman" w:cs="Times New Roman"/>
-          <w:sz w:val="28"/>
-          <w:szCs w:val="28"/>
-        </w:rPr>
-        <w:t>псевдокласс</w:t>
-      </w:r>
-      <w:proofErr w:type="spellEnd"/>
-      <w:r>
-        <w:rPr>
-          <w:rFonts w:ascii="Times New Roman" w:hAnsi="Times New Roman" w:cs="Times New Roman"/>
-          <w:sz w:val="28"/>
-          <w:szCs w:val="28"/>
-        </w:rPr>
-        <w:t>, составной селектор).</w:t>
+      <w:proofErr w:type="spellStart"/>
+      <w:proofErr w:type="spellEnd"/>
+      <w:r>
+        <w:rPr>
+          <w:rFonts w:ascii="Times New Roman" w:hAnsi="Times New Roman" w:cs="Times New Roman"/>
+          <w:sz w:val="28"/>
+          <w:szCs w:val="28"/>
+        </w:rPr>
+        <w:t xml:space="preserve">Селекторы: использовано больше пяти типов (тег, класс, атрибут, псевдокласс, составной селектор);</w:t>
       </w:r>
     </w:p>
     <w:p>
@@ -4608,134 +3913,22 @@
         </w:rPr>
       </w:pPr>
       <w:proofErr w:type="gramStart"/>
-      <w:r>
-        <w:rPr>
-          <w:rFonts w:ascii="Times New Roman" w:hAnsi="Times New Roman" w:cs="Times New Roman"/>
-          <w:sz w:val="28"/>
-          <w:szCs w:val="28"/>
-        </w:rPr>
-        <w:t>:</w:t>
-      </w:r>
-      <w:proofErr w:type="spellStart"/>
-      <w:r>
-        <w:rPr>
-          <w:rFonts w:ascii="Times New Roman" w:hAnsi="Times New Roman" w:cs="Times New Roman"/>
-          <w:sz w:val="28"/>
-          <w:szCs w:val="28"/>
-        </w:rPr>
-        <w:t>hover</w:t>
-      </w:r>
+      <w:proofErr w:type="spellStart"/>
       <w:proofErr w:type="spellEnd"/>
       <w:proofErr w:type="gramEnd"/>
-      <w:r>
-        <w:rPr>
-          <w:rFonts w:ascii="Times New Roman" w:hAnsi="Times New Roman" w:cs="Times New Roman"/>
-          <w:sz w:val="28"/>
-          <w:szCs w:val="28"/>
-        </w:rPr>
-        <w:t xml:space="preserve"> </w:t>
-      </w:r>
       <w:proofErr w:type="gramStart"/>
-      <w:r>
-        <w:rPr>
-          <w:rFonts w:ascii="Times New Roman" w:hAnsi="Times New Roman" w:cs="Times New Roman"/>
-          <w:sz w:val="28"/>
-          <w:szCs w:val="28"/>
-        </w:rPr>
-        <w:t>и :</w:t>
-      </w:r>
-      <w:proofErr w:type="spellStart"/>
-      <w:r>
-        <w:rPr>
-          <w:rFonts w:ascii="Times New Roman" w:hAnsi="Times New Roman" w:cs="Times New Roman"/>
-          <w:sz w:val="28"/>
-          <w:szCs w:val="28"/>
-        </w:rPr>
-        <w:t>focus</w:t>
-      </w:r>
+      <w:proofErr w:type="spellStart"/>
       <w:proofErr w:type="spellEnd"/>
       <w:proofErr w:type="gramEnd"/>
-      <w:r>
-        <w:rPr>
-          <w:rFonts w:ascii="Times New Roman" w:hAnsi="Times New Roman" w:cs="Times New Roman"/>
-          <w:sz w:val="28"/>
-          <w:szCs w:val="28"/>
-        </w:rPr>
-        <w:t>: реализованы для кнопок, ссылок навигации и карточек товаров. При наведении карточка приподнимается (</w:t>
-      </w:r>
-      <w:proofErr w:type="spellStart"/>
-      <w:r>
-        <w:rPr>
-          <w:rFonts w:ascii="Times New Roman" w:hAnsi="Times New Roman" w:cs="Times New Roman"/>
-          <w:sz w:val="28"/>
-          <w:szCs w:val="28"/>
-        </w:rPr>
-        <w:t>transform</w:t>
-      </w:r>
-      <w:proofErr w:type="spellEnd"/>
-      <w:r>
-        <w:rPr>
-          <w:rFonts w:ascii="Times New Roman" w:hAnsi="Times New Roman" w:cs="Times New Roman"/>
-          <w:sz w:val="28"/>
-          <w:szCs w:val="28"/>
-        </w:rPr>
-        <w:t xml:space="preserve">: </w:t>
-      </w:r>
-      <w:proofErr w:type="spellStart"/>
-      <w:r>
-        <w:rPr>
-          <w:rFonts w:ascii="Times New Roman" w:hAnsi="Times New Roman" w:cs="Times New Roman"/>
-          <w:sz w:val="28"/>
-          <w:szCs w:val="28"/>
-        </w:rPr>
-        <w:t>translateY</w:t>
-      </w:r>
-      <w:proofErr w:type="spellEnd"/>
-      <w:r>
-        <w:rPr>
-          <w:rFonts w:ascii="Times New Roman" w:hAnsi="Times New Roman" w:cs="Times New Roman"/>
-          <w:sz w:val="28"/>
-          <w:szCs w:val="28"/>
-        </w:rPr>
-        <w:t>(-4px)), а изображение внутри увеличивается (</w:t>
-      </w:r>
-      <w:proofErr w:type="spellStart"/>
-      <w:r>
-        <w:rPr>
-          <w:rFonts w:ascii="Times New Roman" w:hAnsi="Times New Roman" w:cs="Times New Roman"/>
-          <w:sz w:val="28"/>
-          <w:szCs w:val="28"/>
-        </w:rPr>
-        <w:t>transform</w:t>
-      </w:r>
-      <w:proofErr w:type="spellEnd"/>
-      <w:r>
-        <w:rPr>
-          <w:rFonts w:ascii="Times New Roman" w:hAnsi="Times New Roman" w:cs="Times New Roman"/>
-          <w:sz w:val="28"/>
-          <w:szCs w:val="28"/>
-        </w:rPr>
-        <w:t xml:space="preserve">: </w:t>
-      </w:r>
+      <w:proofErr w:type="spellStart"/>
+      <w:proofErr w:type="spellEnd"/>
+      <w:proofErr w:type="spellStart"/>
+      <w:proofErr w:type="spellEnd"/>
+      <w:proofErr w:type="spellStart"/>
+      <w:proofErr w:type="spellEnd"/>
       <w:proofErr w:type="spellStart"/>
       <w:proofErr w:type="gramStart"/>
-      <w:r>
-        <w:rPr>
-          <w:rFonts w:ascii="Times New Roman" w:hAnsi="Times New Roman" w:cs="Times New Roman"/>
-          <w:sz w:val="28"/>
-          <w:szCs w:val="28"/>
-        </w:rPr>
-        <w:t>scale</w:t>
-      </w:r>
-      <w:proofErr w:type="spellEnd"/>
-      <w:r>
-        <w:rPr>
-          <w:rFonts w:ascii="Times New Roman" w:hAnsi="Times New Roman" w:cs="Times New Roman"/>
-          <w:sz w:val="28"/>
-          <w:szCs w:val="28"/>
-        </w:rPr>
-        <w:t>(</w:t>
-      </w:r>
+      <w:proofErr w:type="spellEnd"/>
       <w:proofErr w:type="gramEnd"/>
       <w:r>
         <w:rPr>
@@ -4743,7 +3936,7 @@
           <w:sz w:val="28"/>
           <w:szCs w:val="28"/>
         </w:rPr>
-        <w:t>1.05)).</w:t>
+        <w:t xml:space="preserve">:hover и :focus: заданы для кнопок, ссылок навигации и карточек. При наведении карточка приподнимается (transform: translateY(-4px)), а изображение в ней немного увеличивается (transform: scale(1.05));</w:t>
       </w:r>
     </w:p>
     <w:p>
@@ -4763,60 +3956,12 @@
       </w:pPr>
       <w:proofErr w:type="spellStart"/>
       <w:proofErr w:type="gramStart"/>
-      <w:r>
-        <w:rPr>
-          <w:rFonts w:ascii="Times New Roman" w:hAnsi="Times New Roman" w:cs="Times New Roman"/>
-          <w:sz w:val="28"/>
-          <w:szCs w:val="28"/>
-        </w:rPr>
-        <w:t>Псевдоэлемент</w:t>
-      </w:r>
-      <w:proofErr w:type="spellEnd"/>
-      <w:r>
-        <w:rPr>
-          <w:rFonts w:ascii="Times New Roman" w:hAnsi="Times New Roman" w:cs="Times New Roman"/>
-          <w:sz w:val="28"/>
-          <w:szCs w:val="28"/>
-        </w:rPr>
-        <w:t xml:space="preserve"> ::</w:t>
-      </w:r>
-      <w:proofErr w:type="spellStart"/>
-      <w:r>
-        <w:rPr>
-          <w:rFonts w:ascii="Times New Roman" w:hAnsi="Times New Roman" w:cs="Times New Roman"/>
-          <w:sz w:val="28"/>
-          <w:szCs w:val="28"/>
-        </w:rPr>
-        <w:t>after</w:t>
-      </w:r>
+      <w:proofErr w:type="spellEnd"/>
+      <w:proofErr w:type="spellStart"/>
       <w:proofErr w:type="spellEnd"/>
       <w:proofErr w:type="gramEnd"/>
-      <w:r>
-        <w:rPr>
-          <w:rFonts w:ascii="Times New Roman" w:hAnsi="Times New Roman" w:cs="Times New Roman"/>
-          <w:sz w:val="28"/>
-          <w:szCs w:val="28"/>
-        </w:rPr>
-        <w:t xml:space="preserve">: используется в </w:t>
-      </w:r>
       <w:proofErr w:type="gramStart"/>
-      <w:r>
-        <w:rPr>
-          <w:rFonts w:ascii="Times New Roman" w:hAnsi="Times New Roman" w:cs="Times New Roman"/>
-          <w:sz w:val="28"/>
-          <w:szCs w:val="28"/>
-        </w:rPr>
-        <w:t>блоке .</w:t>
-      </w:r>
-      <w:proofErr w:type="spellStart"/>
-      <w:r>
-        <w:rPr>
-          <w:rFonts w:ascii="Times New Roman" w:hAnsi="Times New Roman" w:cs="Times New Roman"/>
-          <w:sz w:val="28"/>
-          <w:szCs w:val="28"/>
-        </w:rPr>
-        <w:t>hero</w:t>
-      </w:r>
+      <w:proofErr w:type="spellStart"/>
       <w:proofErr w:type="spellEnd"/>
       <w:proofErr w:type="gramEnd"/>
       <w:r>
@@ -4825,7 +3970,7 @@
           <w:sz w:val="28"/>
           <w:szCs w:val="28"/>
         </w:rPr>
-        <w:t xml:space="preserve"> для создания декоративного градиентного круга на фоне.</w:t>
+        <w:t xml:space="preserve">::after: в блоке .hero создаёт декоративный градиентный круг на фоне;</w:t>
       </w:r>
     </w:p>
     <w:p>
@@ -4844,22 +3989,14 @@
         </w:rPr>
       </w:pPr>
       <w:proofErr w:type="spellStart"/>
-      <w:r>
-        <w:rPr>
-          <w:rFonts w:ascii="Times New Roman" w:hAnsi="Times New Roman" w:cs="Times New Roman"/>
-          <w:sz w:val="28"/>
-          <w:szCs w:val="28"/>
-        </w:rPr>
-        <w:t>Transition</w:t>
-      </w:r>
-      <w:proofErr w:type="spellEnd"/>
-      <w:r>
-        <w:rPr>
-          <w:rFonts w:ascii="Times New Roman" w:hAnsi="Times New Roman" w:cs="Times New Roman"/>
-          <w:sz w:val="28"/>
-          <w:szCs w:val="28"/>
-        </w:rPr>
-        <w:t>: плавное изменение цвета и трансформации для интерактивных элементов.</w:t>
+      <w:proofErr w:type="spellEnd"/>
+      <w:r>
+        <w:rPr>
+          <w:rFonts w:ascii="Times New Roman" w:hAnsi="Times New Roman" w:cs="Times New Roman"/>
+          <w:sz w:val="28"/>
+          <w:szCs w:val="28"/>
+        </w:rPr>
+        <w:t xml:space="preserve">transition: плавное изменение цвета и трансформации у интерактивных элементов;</w:t>
       </w:r>
     </w:p>
     <w:p>
@@ -4877,50 +4014,17 @@
           <w:szCs w:val="28"/>
         </w:rPr>
       </w:pPr>
-      <w:r>
-        <w:rPr>
-          <w:rFonts w:ascii="Times New Roman" w:hAnsi="Times New Roman" w:cs="Times New Roman"/>
-          <w:sz w:val="28"/>
-          <w:szCs w:val="28"/>
-        </w:rPr>
-        <w:lastRenderedPageBreak/>
-        <w:t>Box-</w:t>
-      </w:r>
-      <w:proofErr w:type="spellStart"/>
-      <w:r>
-        <w:rPr>
-          <w:rFonts w:ascii="Times New Roman" w:hAnsi="Times New Roman" w:cs="Times New Roman"/>
-          <w:sz w:val="28"/>
-          <w:szCs w:val="28"/>
-        </w:rPr>
-        <w:t>shadow</w:t>
-      </w:r>
-      <w:proofErr w:type="spellEnd"/>
-      <w:r>
-        <w:rPr>
-          <w:rFonts w:ascii="Times New Roman" w:hAnsi="Times New Roman" w:cs="Times New Roman"/>
-          <w:sz w:val="28"/>
-          <w:szCs w:val="28"/>
-        </w:rPr>
-        <w:t xml:space="preserve"> / </w:t>
-      </w:r>
-      <w:proofErr w:type="spellStart"/>
-      <w:r>
-        <w:rPr>
-          <w:rFonts w:ascii="Times New Roman" w:hAnsi="Times New Roman" w:cs="Times New Roman"/>
-          <w:sz w:val="28"/>
-          <w:szCs w:val="28"/>
-        </w:rPr>
-        <w:t>border-radius</w:t>
-      </w:r>
-      <w:proofErr w:type="spellEnd"/>
-      <w:r>
-        <w:rPr>
-          <w:rFonts w:ascii="Times New Roman" w:hAnsi="Times New Roman" w:cs="Times New Roman"/>
-          <w:sz w:val="28"/>
-          <w:szCs w:val="28"/>
-        </w:rPr>
-        <w:t>: применены к карточкам, кнопкам и изображениям.</w:t>
+      <w:proofErr w:type="spellStart"/>
+      <w:proofErr w:type="spellEnd"/>
+      <w:proofErr w:type="spellStart"/>
+      <w:proofErr w:type="spellEnd"/>
+      <w:r>
+        <w:rPr>
+          <w:rFonts w:ascii="Times New Roman" w:hAnsi="Times New Roman" w:cs="Times New Roman"/>
+          <w:sz w:val="28"/>
+          <w:szCs w:val="28"/>
+        </w:rPr>
+        <w:t xml:space="preserve">box-shadow и border-radius: применены к карточкам, кнопкам и изображениям;</w:t>
       </w:r>
     </w:p>
     <w:p>
@@ -4938,31 +4042,15 @@
           <w:szCs w:val="28"/>
         </w:rPr>
       </w:pPr>
-      <w:r>
-        <w:rPr>
-          <w:rFonts w:ascii="Times New Roman" w:hAnsi="Times New Roman" w:cs="Times New Roman"/>
-          <w:sz w:val="28"/>
-          <w:szCs w:val="28"/>
-        </w:rPr>
-        <w:t xml:space="preserve">Градиенты: линейный и радиальный градиенты использованы в </w:t>
-      </w:r>
-      <w:proofErr w:type="spellStart"/>
-      <w:r>
-        <w:rPr>
-          <w:rFonts w:ascii="Times New Roman" w:hAnsi="Times New Roman" w:cs="Times New Roman"/>
-          <w:sz w:val="28"/>
-          <w:szCs w:val="28"/>
-        </w:rPr>
-        <w:t>Hero</w:t>
-      </w:r>
-      <w:proofErr w:type="spellEnd"/>
-      <w:r>
-        <w:rPr>
-          <w:rFonts w:ascii="Times New Roman" w:hAnsi="Times New Roman" w:cs="Times New Roman"/>
-          <w:sz w:val="28"/>
-          <w:szCs w:val="28"/>
-        </w:rPr>
-        <w:t>-блоке и подвале сайта.</w:t>
+      <w:proofErr w:type="spellStart"/>
+      <w:proofErr w:type="spellEnd"/>
+      <w:r>
+        <w:rPr>
+          <w:rFonts w:ascii="Times New Roman" w:hAnsi="Times New Roman" w:cs="Times New Roman"/>
+          <w:sz w:val="28"/>
+          <w:szCs w:val="28"/>
+        </w:rPr>
+        <w:t xml:space="preserve">Градиенты: линейный и радиальный градиенты использованы в Hero-блоке и подвале;</w:t>
       </w:r>
     </w:p>
     <w:p>
@@ -4980,49 +4068,17 @@
           <w:szCs w:val="28"/>
         </w:rPr>
       </w:pPr>
-      <w:r>
-        <w:rPr>
-          <w:rFonts w:ascii="Times New Roman" w:hAnsi="Times New Roman" w:cs="Times New Roman"/>
-          <w:sz w:val="28"/>
-          <w:szCs w:val="28"/>
-        </w:rPr>
-        <w:t xml:space="preserve">Адаптивность: добавлены </w:t>
-      </w:r>
-      <w:proofErr w:type="spellStart"/>
-      <w:r>
-        <w:rPr>
-          <w:rFonts w:ascii="Times New Roman" w:hAnsi="Times New Roman" w:cs="Times New Roman"/>
-          <w:sz w:val="28"/>
-          <w:szCs w:val="28"/>
-        </w:rPr>
-        <w:t>media</w:t>
-      </w:r>
-      <w:proofErr w:type="spellEnd"/>
-      <w:r>
-        <w:rPr>
-          <w:rFonts w:ascii="Times New Roman" w:hAnsi="Times New Roman" w:cs="Times New Roman"/>
-          <w:sz w:val="28"/>
-          <w:szCs w:val="28"/>
-        </w:rPr>
-        <w:t xml:space="preserve"> </w:t>
-      </w:r>
-      <w:proofErr w:type="spellStart"/>
-      <w:r>
-        <w:rPr>
-          <w:rFonts w:ascii="Times New Roman" w:hAnsi="Times New Roman" w:cs="Times New Roman"/>
-          <w:sz w:val="28"/>
-          <w:szCs w:val="28"/>
-        </w:rPr>
-        <w:t>queries</w:t>
-      </w:r>
-      <w:proofErr w:type="spellEnd"/>
-      <w:r>
-        <w:rPr>
-          <w:rFonts w:ascii="Times New Roman" w:hAnsi="Times New Roman" w:cs="Times New Roman"/>
-          <w:sz w:val="28"/>
-          <w:szCs w:val="28"/>
-        </w:rPr>
-        <w:t xml:space="preserve"> для экранов шириной 1024px и 768px, чтобы страница корректно отображалась на мобильных устройствах без горизонтального переполнения.</w:t>
+      <w:proofErr w:type="spellStart"/>
+      <w:proofErr w:type="spellEnd"/>
+      <w:proofErr w:type="spellStart"/>
+      <w:proofErr w:type="spellEnd"/>
+      <w:r>
+        <w:rPr>
+          <w:rFonts w:ascii="Times New Roman" w:hAnsi="Times New Roman" w:cs="Times New Roman"/>
+          <w:sz w:val="28"/>
+          <w:szCs w:val="28"/>
+        </w:rPr>
+        <w:t xml:space="preserve">Адаптивность: media queries для ширины экрана 1024 px и 768 px, чтобы на телефоне не появлялась горизонтальная прокрутка.</w:t>
       </w:r>
     </w:p>
     <w:p>
@@ -5951,49 +5007,17 @@
           <w:szCs w:val="28"/>
         </w:rPr>
       </w:pPr>
-      <w:r>
-        <w:rPr>
-          <w:rFonts w:ascii="Times New Roman" w:hAnsi="Times New Roman" w:cs="Times New Roman"/>
-          <w:sz w:val="28"/>
-          <w:szCs w:val="28"/>
-        </w:rPr>
-        <w:t xml:space="preserve">Опубликованная страница доступна по ссылке </w:t>
-      </w:r>
-      <w:proofErr w:type="spellStart"/>
-      <w:r>
-        <w:rPr>
-          <w:rFonts w:ascii="Times New Roman" w:hAnsi="Times New Roman" w:cs="Times New Roman"/>
-          <w:sz w:val="28"/>
-          <w:szCs w:val="28"/>
-        </w:rPr>
-        <w:t>GitHub</w:t>
-      </w:r>
-      <w:proofErr w:type="spellEnd"/>
-      <w:r>
-        <w:rPr>
-          <w:rFonts w:ascii="Times New Roman" w:hAnsi="Times New Roman" w:cs="Times New Roman"/>
-          <w:sz w:val="28"/>
-          <w:szCs w:val="28"/>
-        </w:rPr>
-        <w:t xml:space="preserve"> </w:t>
-      </w:r>
-      <w:proofErr w:type="spellStart"/>
-      <w:r>
-        <w:rPr>
-          <w:rFonts w:ascii="Times New Roman" w:hAnsi="Times New Roman" w:cs="Times New Roman"/>
-          <w:sz w:val="28"/>
-          <w:szCs w:val="28"/>
-        </w:rPr>
-        <w:t>Pages</w:t>
-      </w:r>
-      <w:proofErr w:type="spellEnd"/>
-      <w:r>
-        <w:rPr>
-          <w:rFonts w:ascii="Times New Roman" w:hAnsi="Times New Roman" w:cs="Times New Roman"/>
-          <w:sz w:val="28"/>
-          <w:szCs w:val="28"/>
-        </w:rPr>
-        <w:t>.</w:t>
+      <w:proofErr w:type="spellStart"/>
+      <w:proofErr w:type="spellEnd"/>
+      <w:proofErr w:type="spellStart"/>
+      <w:proofErr w:type="spellEnd"/>
+      <w:r>
+        <w:rPr>
+          <w:rFonts w:ascii="Times New Roman" w:hAnsi="Times New Roman" w:cs="Times New Roman"/>
+          <w:sz w:val="28"/>
+          <w:szCs w:val="28"/>
+        </w:rPr>
+        <w:t xml:space="preserve">Страница опубликована на GitHub Pages.</w:t>
       </w:r>
     </w:p>
     <w:p>
@@ -6084,112 +5108,50 @@
           <w:lang w:val="en-US"/>
         </w:rPr>
       </w:pPr>
+      <w:proofErr w:type="spellStart"/>
+      <w:proofErr w:type="spellEnd"/>
       <w:r>
         <w:rPr>
           <w:rFonts w:ascii="Times New Roman" w:hAnsi="Times New Roman" w:cs="Times New Roman"/>
           <w:sz w:val="24"/>
           <w:szCs w:val="24"/>
-        </w:rPr>
-        <w:t>Репозиторий</w:t>
-      </w:r>
-      <w:r>
+          <w:lang w:val="en-US"/>
+        </w:rPr>
+        <w:t xml:space="preserve">Репозиторий: https://github.com/forgamesnsr-code/Web-practice/tree/main/lab5</w:t>
+      </w:r>
+    </w:p>
+    <w:p>
+      <w:pPr>
+        <w:spacing w:after="0" w:line="360" w:lineRule="auto"/>
+        <w:ind w:firstLine="709"/>
+        <w:jc w:val="both"/>
         <w:rPr>
           <w:rFonts w:ascii="Times New Roman" w:hAnsi="Times New Roman" w:cs="Times New Roman"/>
           <w:sz w:val="24"/>
           <w:szCs w:val="24"/>
-          <w:lang w:val="en-US"/>
-        </w:rPr>
-        <w:t>:</w:t>
-      </w:r>
+        </w:rPr>
+      </w:pPr>
       <w:r>
         <w:rPr>
           <w:rFonts w:ascii="Times New Roman" w:hAnsi="Times New Roman" w:cs="Times New Roman"/>
           <w:sz w:val="24"/>
           <w:szCs w:val="24"/>
-          <w:lang w:val="en-US"/>
-        </w:rPr>
-        <w:t xml:space="preserve"> </w:t>
+        </w:rPr>
+        <w:t>Опубликованная страница:</w:t>
       </w:r>
       <w:r>
         <w:rPr>
           <w:rFonts w:ascii="Times New Roman" w:hAnsi="Times New Roman" w:cs="Times New Roman"/>
           <w:sz w:val="24"/>
           <w:szCs w:val="24"/>
-          <w:lang w:val="en-US"/>
-        </w:rPr>
-        <w:t>https:</w:t>
+        </w:rPr>
+        <w:t xml:space="preserve"> </w:t>
       </w:r>
       <w:r>
         <w:rPr>
           <w:rFonts w:ascii="Times New Roman" w:hAnsi="Times New Roman" w:cs="Times New Roman"/>
           <w:sz w:val="24"/>
           <w:szCs w:val="24"/>
-          <w:lang w:val="en-US"/>
-        </w:rPr>
-        <w:t xml:space="preserve"> </w:t>
-      </w:r>
-      <w:r>
-        <w:rPr>
-          <w:rFonts w:ascii="Times New Roman" w:hAnsi="Times New Roman" w:cs="Times New Roman"/>
-          <w:sz w:val="24"/>
-          <w:szCs w:val="24"/>
-          <w:lang w:val="en-US"/>
-        </w:rPr>
-        <w:t>//github.com/</w:t>
-      </w:r>
-      <w:proofErr w:type="spellStart"/>
-      <w:r>
-        <w:rPr>
-          <w:rFonts w:ascii="Times New Roman" w:hAnsi="Times New Roman" w:cs="Times New Roman"/>
-          <w:sz w:val="24"/>
-          <w:szCs w:val="24"/>
-          <w:lang w:val="en-US"/>
-        </w:rPr>
-        <w:t>forgamesnsr</w:t>
-      </w:r>
-      <w:proofErr w:type="spellEnd"/>
-      <w:r>
-        <w:rPr>
-          <w:rFonts w:ascii="Times New Roman" w:hAnsi="Times New Roman" w:cs="Times New Roman"/>
-          <w:sz w:val="24"/>
-          <w:szCs w:val="24"/>
-          <w:lang w:val="en-US"/>
-        </w:rPr>
-        <w:t>-code/Web-practice/tree/main/lab5</w:t>
-      </w:r>
-    </w:p>
-    <w:p>
-      <w:pPr>
-        <w:spacing w:after="0" w:line="360" w:lineRule="auto"/>
-        <w:ind w:firstLine="709"/>
-        <w:jc w:val="both"/>
-        <w:rPr>
-          <w:rFonts w:ascii="Times New Roman" w:hAnsi="Times New Roman" w:cs="Times New Roman"/>
-          <w:sz w:val="24"/>
-          <w:szCs w:val="24"/>
-        </w:rPr>
-      </w:pPr>
-      <w:r>
-        <w:rPr>
-          <w:rFonts w:ascii="Times New Roman" w:hAnsi="Times New Roman" w:cs="Times New Roman"/>
-          <w:sz w:val="24"/>
-          <w:szCs w:val="24"/>
-        </w:rPr>
-        <w:t>Опубликованная страница:</w:t>
-      </w:r>
-      <w:r>
-        <w:rPr>
-          <w:rFonts w:ascii="Times New Roman" w:hAnsi="Times New Roman" w:cs="Times New Roman"/>
-          <w:sz w:val="24"/>
-          <w:szCs w:val="24"/>
-        </w:rPr>
-        <w:t xml:space="preserve"> </w:t>
-      </w:r>
-      <w:r>
-        <w:rPr>
-          <w:rFonts w:ascii="Times New Roman" w:hAnsi="Times New Roman" w:cs="Times New Roman"/>
-          <w:sz w:val="24"/>
-          <w:szCs w:val="24"/>
         </w:rPr>
         <w:t>https://forgamesnsr-code.github.io/Web-practice/lab5</w:t>
       </w:r>
@@ -6251,67 +5213,19 @@
           <w:szCs w:val="28"/>
         </w:rPr>
       </w:pPr>
-      <w:r>
-        <w:rPr>
-          <w:rFonts w:ascii="Times New Roman" w:hAnsi="Times New Roman" w:cs="Times New Roman"/>
-          <w:sz w:val="28"/>
-          <w:szCs w:val="28"/>
-        </w:rPr>
-        <w:t>Семантические теги — это теги, которые несут смысловую нагрузку и описывают структуру документа (например, &lt;</w:t>
-      </w:r>
-      <w:proofErr w:type="spellStart"/>
-      <w:r>
-        <w:rPr>
-          <w:rFonts w:ascii="Times New Roman" w:hAnsi="Times New Roman" w:cs="Times New Roman"/>
-          <w:sz w:val="28"/>
-          <w:szCs w:val="28"/>
-        </w:rPr>
-        <w:t>header</w:t>
-      </w:r>
-      <w:proofErr w:type="spellEnd"/>
-      <w:r>
-        <w:rPr>
-          <w:rFonts w:ascii="Times New Roman" w:hAnsi="Times New Roman" w:cs="Times New Roman"/>
-          <w:sz w:val="28"/>
-          <w:szCs w:val="28"/>
-        </w:rPr>
-        <w:t>&gt;, &lt;</w:t>
-      </w:r>
-      <w:proofErr w:type="spellStart"/>
-      <w:r>
-        <w:rPr>
-          <w:rFonts w:ascii="Times New Roman" w:hAnsi="Times New Roman" w:cs="Times New Roman"/>
-          <w:sz w:val="28"/>
-          <w:szCs w:val="28"/>
-        </w:rPr>
-        <w:t>article</w:t>
-      </w:r>
-      <w:proofErr w:type="spellEnd"/>
-      <w:r>
-        <w:rPr>
-          <w:rFonts w:ascii="Times New Roman" w:hAnsi="Times New Roman" w:cs="Times New Roman"/>
-          <w:sz w:val="28"/>
-          <w:szCs w:val="28"/>
-        </w:rPr>
-        <w:t>&gt;, &lt;</w:t>
-      </w:r>
-      <w:proofErr w:type="spellStart"/>
-      <w:r>
-        <w:rPr>
-          <w:rFonts w:ascii="Times New Roman" w:hAnsi="Times New Roman" w:cs="Times New Roman"/>
-          <w:sz w:val="28"/>
-          <w:szCs w:val="28"/>
-        </w:rPr>
-        <w:t>nav</w:t>
-      </w:r>
-      <w:proofErr w:type="spellEnd"/>
-      <w:r>
-        <w:rPr>
-          <w:rFonts w:ascii="Times New Roman" w:hAnsi="Times New Roman" w:cs="Times New Roman"/>
-          <w:sz w:val="28"/>
-          <w:szCs w:val="28"/>
-        </w:rPr>
-        <w:t>&gt;). Их основная функция — сделать код более понятным для разработчиков, поисковых систем (SEO) и программ чтения с экрана (доступность).</w:t>
+      <w:proofErr w:type="spellStart"/>
+      <w:proofErr w:type="spellEnd"/>
+      <w:proofErr w:type="spellStart"/>
+      <w:proofErr w:type="spellEnd"/>
+      <w:proofErr w:type="spellStart"/>
+      <w:proofErr w:type="spellEnd"/>
+      <w:r>
+        <w:rPr>
+          <w:rFonts w:ascii="Times New Roman" w:hAnsi="Times New Roman" w:cs="Times New Roman"/>
+          <w:sz w:val="28"/>
+          <w:szCs w:val="28"/>
+        </w:rPr>
+        <w:t xml:space="preserve">Семантические теги несут смысловую нагрузку: по названию понятно, для чего предназначен блок (например, &lt;header&gt;, &lt;article&gt;, &lt;nav&gt;). Они делают код понятнее для разработчиков, а также помогают поисковым системам (SEO) и программам чтения с экрана (доступность).</w:t>
       </w:r>
     </w:p>
     <w:p>
@@ -6688,7 +5602,7 @@
           <w:sz w:val="28"/>
           <w:szCs w:val="28"/>
         </w:rPr>
-        <w:t>Для обозначения заголовков используются теги от &lt;h1&gt; до &lt;h6&gt;. &lt;h1&gt; — самый главный заголовок (обычно один на страницу), &lt;h6&gt; — наименее значимый.</w:t>
+        <w:t xml:space="preserve">Заголовки задаются тегами от &lt;h1&gt; до &lt;h6&gt;. &lt;h1&gt; — главный заголовок (обычно один на страницу), &lt;h6&gt; — наименее значимый. Вместе они образуют иерархию заголовков страницы.</w:t>
       </w:r>
     </w:p>
     <w:p>
@@ -6724,31 +5638,15 @@
           <w:szCs w:val="28"/>
         </w:rPr>
       </w:pPr>
-      <w:r>
-        <w:rPr>
-          <w:rFonts w:ascii="Times New Roman" w:hAnsi="Times New Roman" w:cs="Times New Roman"/>
-          <w:sz w:val="28"/>
-          <w:szCs w:val="28"/>
-        </w:rPr>
-        <w:t>Для создания навигационного меню используется тег &lt;</w:t>
-      </w:r>
-      <w:proofErr w:type="spellStart"/>
-      <w:r>
-        <w:rPr>
-          <w:rFonts w:ascii="Times New Roman" w:hAnsi="Times New Roman" w:cs="Times New Roman"/>
-          <w:sz w:val="28"/>
-          <w:szCs w:val="28"/>
-        </w:rPr>
-        <w:t>nav</w:t>
-      </w:r>
-      <w:proofErr w:type="spellEnd"/>
-      <w:r>
-        <w:rPr>
-          <w:rFonts w:ascii="Times New Roman" w:hAnsi="Times New Roman" w:cs="Times New Roman"/>
-          <w:sz w:val="28"/>
-          <w:szCs w:val="28"/>
-        </w:rPr>
-        <w:t>&gt;.</w:t>
+      <w:proofErr w:type="spellStart"/>
+      <w:proofErr w:type="spellEnd"/>
+      <w:r>
+        <w:rPr>
+          <w:rFonts w:ascii="Times New Roman" w:hAnsi="Times New Roman" w:cs="Times New Roman"/>
+          <w:sz w:val="28"/>
+          <w:szCs w:val="28"/>
+        </w:rPr>
+        <w:t xml:space="preserve">Для навигационного меню используется тег &lt;nav&gt;.</w:t>
       </w:r>
     </w:p>
     <w:p>
@@ -6820,49 +5718,17 @@
           <w:szCs w:val="28"/>
         </w:rPr>
       </w:pPr>
-      <w:r>
-        <w:rPr>
-          <w:rFonts w:ascii="Times New Roman" w:hAnsi="Times New Roman" w:cs="Times New Roman"/>
-          <w:sz w:val="28"/>
-          <w:szCs w:val="28"/>
-        </w:rPr>
-        <w:t>&lt;</w:t>
-      </w:r>
-      <w:proofErr w:type="spellStart"/>
-      <w:r>
-        <w:rPr>
-          <w:rFonts w:ascii="Times New Roman" w:hAnsi="Times New Roman" w:cs="Times New Roman"/>
-          <w:sz w:val="28"/>
-          <w:szCs w:val="28"/>
-        </w:rPr>
-        <w:t>header</w:t>
-      </w:r>
-      <w:proofErr w:type="spellEnd"/>
-      <w:r>
-        <w:rPr>
-          <w:rFonts w:ascii="Times New Roman" w:hAnsi="Times New Roman" w:cs="Times New Roman"/>
-          <w:sz w:val="28"/>
-          <w:szCs w:val="28"/>
-        </w:rPr>
-        <w:t>&gt; — это семантический тег для верхней части страницы или раздела. В него обычно включают логотип, название сайта, основное навигационное меню (&lt;</w:t>
-      </w:r>
-      <w:proofErr w:type="spellStart"/>
-      <w:r>
-        <w:rPr>
-          <w:rFonts w:ascii="Times New Roman" w:hAnsi="Times New Roman" w:cs="Times New Roman"/>
-          <w:sz w:val="28"/>
-          <w:szCs w:val="28"/>
-        </w:rPr>
-        <w:t>nav</w:t>
-      </w:r>
-      <w:proofErr w:type="spellEnd"/>
-      <w:r>
-        <w:rPr>
-          <w:rFonts w:ascii="Times New Roman" w:hAnsi="Times New Roman" w:cs="Times New Roman"/>
-          <w:sz w:val="28"/>
-          <w:szCs w:val="28"/>
-        </w:rPr>
-        <w:t>&gt;) и, иногда, форму поиска.</w:t>
+      <w:proofErr w:type="spellStart"/>
+      <w:proofErr w:type="spellEnd"/>
+      <w:proofErr w:type="spellStart"/>
+      <w:proofErr w:type="spellEnd"/>
+      <w:r>
+        <w:rPr>
+          <w:rFonts w:ascii="Times New Roman" w:hAnsi="Times New Roman" w:cs="Times New Roman"/>
+          <w:sz w:val="28"/>
+          <w:szCs w:val="28"/>
+        </w:rPr>
+        <w:t xml:space="preserve">&lt;header&gt; — верхняя часть страницы или раздела. В неё обычно входят логотип, название сайта, основное меню (&lt;nav&gt;) и иногда форма поиска.</w:t>
       </w:r>
     </w:p>
     <w:p>
@@ -6898,31 +5764,15 @@
           <w:szCs w:val="28"/>
         </w:rPr>
       </w:pPr>
-      <w:r>
-        <w:rPr>
-          <w:rFonts w:ascii="Times New Roman" w:hAnsi="Times New Roman" w:cs="Times New Roman"/>
-          <w:sz w:val="28"/>
-          <w:szCs w:val="28"/>
-        </w:rPr>
-        <w:t>Тег &lt;</w:t>
-      </w:r>
-      <w:proofErr w:type="spellStart"/>
-      <w:r>
-        <w:rPr>
-          <w:rFonts w:ascii="Times New Roman" w:hAnsi="Times New Roman" w:cs="Times New Roman"/>
-          <w:sz w:val="28"/>
-          <w:szCs w:val="28"/>
-        </w:rPr>
-        <w:t>main</w:t>
-      </w:r>
-      <w:proofErr w:type="spellEnd"/>
-      <w:r>
-        <w:rPr>
-          <w:rFonts w:ascii="Times New Roman" w:hAnsi="Times New Roman" w:cs="Times New Roman"/>
-          <w:sz w:val="28"/>
-          <w:szCs w:val="28"/>
-        </w:rPr>
-        <w:t>&gt;. Его роль — выделить уникальное содержимое страницы, которое не повторяется на других страницах сайта. Он помогает программам чтения с экрана сразу переходить к основному контенту.</w:t>
+      <w:proofErr w:type="spellStart"/>
+      <w:proofErr w:type="spellEnd"/>
+      <w:r>
+        <w:rPr>
+          <w:rFonts w:ascii="Times New Roman" w:hAnsi="Times New Roman" w:cs="Times New Roman"/>
+          <w:sz w:val="28"/>
+          <w:szCs w:val="28"/>
+        </w:rPr>
+        <w:t xml:space="preserve">Для основного содержимого используется тег &lt;main&gt;. Он выделяет уникальное содержимое страницы, которое не повторяется на других страницах сайта, и помогает программам чтения с экрана сразу перейти к главному.</w:t>
       </w:r>
     </w:p>
     <w:p>
@@ -6958,31 +5808,15 @@
           <w:szCs w:val="28"/>
         </w:rPr>
       </w:pPr>
-      <w:r>
-        <w:rPr>
-          <w:rFonts w:ascii="Times New Roman" w:hAnsi="Times New Roman" w:cs="Times New Roman"/>
-          <w:sz w:val="28"/>
-          <w:szCs w:val="28"/>
-        </w:rPr>
-        <w:t>Тег &lt;</w:t>
-      </w:r>
-      <w:proofErr w:type="spellStart"/>
-      <w:r>
-        <w:rPr>
-          <w:rFonts w:ascii="Times New Roman" w:hAnsi="Times New Roman" w:cs="Times New Roman"/>
-          <w:sz w:val="28"/>
-          <w:szCs w:val="28"/>
-        </w:rPr>
-        <w:t>article</w:t>
-      </w:r>
-      <w:proofErr w:type="spellEnd"/>
-      <w:r>
-        <w:rPr>
-          <w:rFonts w:ascii="Times New Roman" w:hAnsi="Times New Roman" w:cs="Times New Roman"/>
-          <w:sz w:val="28"/>
-          <w:szCs w:val="28"/>
-        </w:rPr>
-        <w:t>&gt;.</w:t>
+      <w:proofErr w:type="spellStart"/>
+      <w:proofErr w:type="spellEnd"/>
+      <w:r>
+        <w:rPr>
+          <w:rFonts w:ascii="Times New Roman" w:hAnsi="Times New Roman" w:cs="Times New Roman"/>
+          <w:sz w:val="28"/>
+          <w:szCs w:val="28"/>
+        </w:rPr>
+        <w:t xml:space="preserve">Тег &lt;article&gt; — самостоятельный блок, например статья, новость или карточка товара.</w:t>
       </w:r>
     </w:p>
     <w:p>
@@ -7054,31 +5888,15 @@
           <w:szCs w:val="28"/>
         </w:rPr>
       </w:pPr>
-      <w:r>
-        <w:rPr>
-          <w:rFonts w:ascii="Times New Roman" w:hAnsi="Times New Roman" w:cs="Times New Roman"/>
-          <w:sz w:val="28"/>
-          <w:szCs w:val="28"/>
-        </w:rPr>
-        <w:t>&lt;</w:t>
-      </w:r>
-      <w:proofErr w:type="spellStart"/>
-      <w:r>
-        <w:rPr>
-          <w:rFonts w:ascii="Times New Roman" w:hAnsi="Times New Roman" w:cs="Times New Roman"/>
-          <w:sz w:val="28"/>
-          <w:szCs w:val="28"/>
-        </w:rPr>
-        <w:t>aside</w:t>
-      </w:r>
-      <w:proofErr w:type="spellEnd"/>
-      <w:r>
-        <w:rPr>
-          <w:rFonts w:ascii="Times New Roman" w:hAnsi="Times New Roman" w:cs="Times New Roman"/>
-          <w:sz w:val="28"/>
-          <w:szCs w:val="28"/>
-        </w:rPr>
-        <w:t>&gt; используется для контента, который косвенно связан с основным содержимым. Например, для боковых панелей, блоков с рекламой, списков популярных статей, корзины товаров или биографий авторов.</w:t>
+      <w:proofErr w:type="spellStart"/>
+      <w:proofErr w:type="spellEnd"/>
+      <w:r>
+        <w:rPr>
+          <w:rFonts w:ascii="Times New Roman" w:hAnsi="Times New Roman" w:cs="Times New Roman"/>
+          <w:sz w:val="28"/>
+          <w:szCs w:val="28"/>
+        </w:rPr>
+        <w:t xml:space="preserve">&lt;aside&gt; — дополнительное содержимое, косвенно связанное с основным: боковые панели, реклама, списки популярных статей, корзина товаров, сведения об авторе.</w:t>
       </w:r>
     </w:p>
     <w:p>
@@ -7114,50 +5932,17 @@
           <w:szCs w:val="28"/>
         </w:rPr>
       </w:pPr>
-      <w:r>
-        <w:rPr>
-          <w:rFonts w:ascii="Times New Roman" w:hAnsi="Times New Roman" w:cs="Times New Roman"/>
-          <w:sz w:val="28"/>
-          <w:szCs w:val="28"/>
-        </w:rPr>
-        <w:lastRenderedPageBreak/>
-        <w:t>Тег &lt;</w:t>
-      </w:r>
-      <w:proofErr w:type="spellStart"/>
-      <w:r>
-        <w:rPr>
-          <w:rFonts w:ascii="Times New Roman" w:hAnsi="Times New Roman" w:cs="Times New Roman"/>
-          <w:sz w:val="28"/>
-          <w:szCs w:val="28"/>
-        </w:rPr>
-        <w:t>footer</w:t>
-      </w:r>
-      <w:proofErr w:type="spellEnd"/>
-      <w:r>
-        <w:rPr>
-          <w:rFonts w:ascii="Times New Roman" w:hAnsi="Times New Roman" w:cs="Times New Roman"/>
-          <w:sz w:val="28"/>
-          <w:szCs w:val="28"/>
-        </w:rPr>
-        <w:t>&gt;. В него обычно включают контактную информацию (часто обернутую в &lt;</w:t>
-      </w:r>
-      <w:proofErr w:type="spellStart"/>
-      <w:r>
-        <w:rPr>
-          <w:rFonts w:ascii="Times New Roman" w:hAnsi="Times New Roman" w:cs="Times New Roman"/>
-          <w:sz w:val="28"/>
-          <w:szCs w:val="28"/>
-        </w:rPr>
-        <w:t>address</w:t>
-      </w:r>
-      <w:proofErr w:type="spellEnd"/>
-      <w:r>
-        <w:rPr>
-          <w:rFonts w:ascii="Times New Roman" w:hAnsi="Times New Roman" w:cs="Times New Roman"/>
-          <w:sz w:val="28"/>
-          <w:szCs w:val="28"/>
-        </w:rPr>
-        <w:t>&gt;), ссылки на политику конфиденциальности, копирайты и служебные ссылки.</w:t>
+      <w:proofErr w:type="spellStart"/>
+      <w:proofErr w:type="spellEnd"/>
+      <w:proofErr w:type="spellStart"/>
+      <w:proofErr w:type="spellEnd"/>
+      <w:r>
+        <w:rPr>
+          <w:rFonts w:ascii="Times New Roman" w:hAnsi="Times New Roman" w:cs="Times New Roman"/>
+          <w:sz w:val="28"/>
+          <w:szCs w:val="28"/>
+        </w:rPr>
+        <w:t xml:space="preserve">Для подвала используется тег &lt;footer&gt;. В него обычно помещают контакты (часто в &lt;address&gt;), ссылки на политику конфиденциальности, копирайт и служебные ссылки.</w:t>
       </w:r>
     </w:p>
     <w:p>
@@ -7229,49 +6014,17 @@
           <w:szCs w:val="28"/>
         </w:rPr>
       </w:pPr>
-      <w:r>
-        <w:rPr>
-          <w:rFonts w:ascii="Times New Roman" w:hAnsi="Times New Roman" w:cs="Times New Roman"/>
-          <w:sz w:val="28"/>
-          <w:szCs w:val="28"/>
-        </w:rPr>
-        <w:t>&lt;</w:t>
-      </w:r>
-      <w:proofErr w:type="spellStart"/>
-      <w:r>
-        <w:rPr>
-          <w:rFonts w:ascii="Times New Roman" w:hAnsi="Times New Roman" w:cs="Times New Roman"/>
-          <w:sz w:val="28"/>
-          <w:szCs w:val="28"/>
-        </w:rPr>
-        <w:t>section</w:t>
-      </w:r>
-      <w:proofErr w:type="spellEnd"/>
-      <w:r>
-        <w:rPr>
-          <w:rFonts w:ascii="Times New Roman" w:hAnsi="Times New Roman" w:cs="Times New Roman"/>
-          <w:sz w:val="28"/>
-          <w:szCs w:val="28"/>
-        </w:rPr>
-        <w:t>&gt; следует использовать для группировки тематически связанного контента. У каждого раздела &lt;</w:t>
-      </w:r>
-      <w:proofErr w:type="spellStart"/>
-      <w:r>
-        <w:rPr>
-          <w:rFonts w:ascii="Times New Roman" w:hAnsi="Times New Roman" w:cs="Times New Roman"/>
-          <w:sz w:val="28"/>
-          <w:szCs w:val="28"/>
-        </w:rPr>
-        <w:t>section</w:t>
-      </w:r>
-      <w:proofErr w:type="spellEnd"/>
-      <w:r>
-        <w:rPr>
-          <w:rFonts w:ascii="Times New Roman" w:hAnsi="Times New Roman" w:cs="Times New Roman"/>
-          <w:sz w:val="28"/>
-          <w:szCs w:val="28"/>
-        </w:rPr>
-        <w:t>&gt; должен быть свой заголовок (&lt;h2&gt;–&lt;h6&gt;), чтобы обозначить его тему.</w:t>
+      <w:proofErr w:type="spellStart"/>
+      <w:proofErr w:type="spellEnd"/>
+      <w:proofErr w:type="spellStart"/>
+      <w:proofErr w:type="spellEnd"/>
+      <w:r>
+        <w:rPr>
+          <w:rFonts w:ascii="Times New Roman" w:hAnsi="Times New Roman" w:cs="Times New Roman"/>
+          <w:sz w:val="28"/>
+          <w:szCs w:val="28"/>
+        </w:rPr>
+        <w:t xml:space="preserve">&lt;section&gt; группирует содержимое одной темы. У каждого раздела должен быть заголовок (&lt;h2&gt;–&lt;h6&gt;), который обозначает его тему.</w:t>
       </w:r>
     </w:p>
     <w:p>
@@ -7307,67 +6060,19 @@
           <w:szCs w:val="28"/>
         </w:rPr>
       </w:pPr>
-      <w:r>
-        <w:rPr>
-          <w:rFonts w:ascii="Times New Roman" w:hAnsi="Times New Roman" w:cs="Times New Roman"/>
-          <w:sz w:val="28"/>
-          <w:szCs w:val="28"/>
-        </w:rPr>
-        <w:t>Они помогают программам чтения с экрана (</w:t>
-      </w:r>
-      <w:proofErr w:type="spellStart"/>
-      <w:r>
-        <w:rPr>
-          <w:rFonts w:ascii="Times New Roman" w:hAnsi="Times New Roman" w:cs="Times New Roman"/>
-          <w:sz w:val="28"/>
-          <w:szCs w:val="28"/>
-        </w:rPr>
-        <w:t>скринридерам</w:t>
-      </w:r>
-      <w:proofErr w:type="spellEnd"/>
-      <w:r>
-        <w:rPr>
-          <w:rFonts w:ascii="Times New Roman" w:hAnsi="Times New Roman" w:cs="Times New Roman"/>
-          <w:sz w:val="28"/>
-          <w:szCs w:val="28"/>
-        </w:rPr>
-        <w:t>) ориентироваться в структуре страницы. Пользователь может пропустить навигацию (&lt;</w:t>
-      </w:r>
-      <w:proofErr w:type="spellStart"/>
-      <w:r>
-        <w:rPr>
-          <w:rFonts w:ascii="Times New Roman" w:hAnsi="Times New Roman" w:cs="Times New Roman"/>
-          <w:sz w:val="28"/>
-          <w:szCs w:val="28"/>
-        </w:rPr>
-        <w:t>nav</w:t>
-      </w:r>
-      <w:proofErr w:type="spellEnd"/>
-      <w:r>
-        <w:rPr>
-          <w:rFonts w:ascii="Times New Roman" w:hAnsi="Times New Roman" w:cs="Times New Roman"/>
-          <w:sz w:val="28"/>
-          <w:szCs w:val="28"/>
-        </w:rPr>
-        <w:t>&gt;) и сразу перейти к основному контенту (&lt;</w:t>
-      </w:r>
-      <w:proofErr w:type="spellStart"/>
-      <w:r>
-        <w:rPr>
-          <w:rFonts w:ascii="Times New Roman" w:hAnsi="Times New Roman" w:cs="Times New Roman"/>
-          <w:sz w:val="28"/>
-          <w:szCs w:val="28"/>
-        </w:rPr>
-        <w:t>main</w:t>
-      </w:r>
-      <w:proofErr w:type="spellEnd"/>
-      <w:r>
-        <w:rPr>
-          <w:rFonts w:ascii="Times New Roman" w:hAnsi="Times New Roman" w:cs="Times New Roman"/>
-          <w:sz w:val="28"/>
-          <w:szCs w:val="28"/>
-        </w:rPr>
-        <w:t>&gt;), что делает взаимодействие с сайтом намного удобнее.</w:t>
+      <w:proofErr w:type="spellStart"/>
+      <w:proofErr w:type="spellEnd"/>
+      <w:proofErr w:type="spellStart"/>
+      <w:proofErr w:type="spellEnd"/>
+      <w:proofErr w:type="spellStart"/>
+      <w:proofErr w:type="spellEnd"/>
+      <w:r>
+        <w:rPr>
+          <w:rFonts w:ascii="Times New Roman" w:hAnsi="Times New Roman" w:cs="Times New Roman"/>
+          <w:sz w:val="28"/>
+          <w:szCs w:val="28"/>
+        </w:rPr>
+        <w:t xml:space="preserve">Семантические теги помогают программам чтения с экрана ориентироваться на странице. Пользователь может пропустить навигацию (&lt;nav&gt;) и сразу перейти к основному содержимому (&lt;main&gt;), поэтому работать с сайтом удобнее.</w:t>
       </w:r>
     </w:p>
     <w:p>
@@ -7403,31 +6108,15 @@
           <w:szCs w:val="28"/>
         </w:rPr>
       </w:pPr>
-      <w:r>
-        <w:rPr>
-          <w:rFonts w:ascii="Times New Roman" w:hAnsi="Times New Roman" w:cs="Times New Roman"/>
-          <w:sz w:val="28"/>
-          <w:szCs w:val="28"/>
-        </w:rPr>
-        <w:t>Поисковые роботы (например, Google) анализируют семантическую разметку, чтобы лучше понять, о чем страница. Контент внутри &lt;</w:t>
-      </w:r>
-      <w:proofErr w:type="spellStart"/>
-      <w:r>
-        <w:rPr>
-          <w:rFonts w:ascii="Times New Roman" w:hAnsi="Times New Roman" w:cs="Times New Roman"/>
-          <w:sz w:val="28"/>
-          <w:szCs w:val="28"/>
-        </w:rPr>
-        <w:t>article</w:t>
-      </w:r>
-      <w:proofErr w:type="spellEnd"/>
-      <w:r>
-        <w:rPr>
-          <w:rFonts w:ascii="Times New Roman" w:hAnsi="Times New Roman" w:cs="Times New Roman"/>
-          <w:sz w:val="28"/>
-          <w:szCs w:val="28"/>
-        </w:rPr>
-        <w:t>&gt; и правильная иерархия заголовков &lt;h1&gt;–&lt;h6&gt; дают поисковикам понять, что является главным на странице, что повышает шансы на высокий рейтинг в выдаче.</w:t>
+      <w:proofErr w:type="spellStart"/>
+      <w:proofErr w:type="spellEnd"/>
+      <w:r>
+        <w:rPr>
+          <w:rFonts w:ascii="Times New Roman" w:hAnsi="Times New Roman" w:cs="Times New Roman"/>
+          <w:sz w:val="28"/>
+          <w:szCs w:val="28"/>
+        </w:rPr>
+        <w:t xml:space="preserve">Поисковые роботы анализируют разметку, чтобы понять, о чём страница. Содержимое в &lt;article&gt; и правильная иерархия заголовков &lt;h1&gt;–&lt;h6&gt; показывают, что на странице главное, и это помогает ей лучше ранжироваться.</w:t>
       </w:r>
     </w:p>
     <w:p>
@@ -7463,67 +6152,19 @@
           <w:szCs w:val="28"/>
         </w:rPr>
       </w:pPr>
-      <w:r>
-        <w:rPr>
-          <w:rFonts w:ascii="Times New Roman" w:hAnsi="Times New Roman" w:cs="Times New Roman"/>
-          <w:sz w:val="28"/>
-          <w:szCs w:val="28"/>
-        </w:rPr>
-        <w:t>Для группировки ссылок навигации используется тег &lt;</w:t>
-      </w:r>
-      <w:proofErr w:type="spellStart"/>
-      <w:r>
-        <w:rPr>
-          <w:rFonts w:ascii="Times New Roman" w:hAnsi="Times New Roman" w:cs="Times New Roman"/>
-          <w:sz w:val="28"/>
-          <w:szCs w:val="28"/>
-        </w:rPr>
-        <w:t>nav</w:t>
-      </w:r>
-      <w:proofErr w:type="spellEnd"/>
-      <w:r>
-        <w:rPr>
-          <w:rFonts w:ascii="Times New Roman" w:hAnsi="Times New Roman" w:cs="Times New Roman"/>
-          <w:sz w:val="28"/>
-          <w:szCs w:val="28"/>
-        </w:rPr>
-        <w:t>&gt;, внутри которого ссылки оборачиваются в маркированный список &lt;</w:t>
-      </w:r>
-      <w:proofErr w:type="spellStart"/>
-      <w:r>
-        <w:rPr>
-          <w:rFonts w:ascii="Times New Roman" w:hAnsi="Times New Roman" w:cs="Times New Roman"/>
-          <w:sz w:val="28"/>
-          <w:szCs w:val="28"/>
-        </w:rPr>
-        <w:t>ul</w:t>
-      </w:r>
-      <w:proofErr w:type="spellEnd"/>
-      <w:r>
-        <w:rPr>
-          <w:rFonts w:ascii="Times New Roman" w:hAnsi="Times New Roman" w:cs="Times New Roman"/>
-          <w:sz w:val="28"/>
-          <w:szCs w:val="28"/>
-        </w:rPr>
-        <w:t>&gt; с элементами &lt;</w:t>
-      </w:r>
-      <w:proofErr w:type="spellStart"/>
-      <w:r>
-        <w:rPr>
-          <w:rFonts w:ascii="Times New Roman" w:hAnsi="Times New Roman" w:cs="Times New Roman"/>
-          <w:sz w:val="28"/>
-          <w:szCs w:val="28"/>
-        </w:rPr>
-        <w:t>li</w:t>
-      </w:r>
-      <w:proofErr w:type="spellEnd"/>
-      <w:r>
-        <w:rPr>
-          <w:rFonts w:ascii="Times New Roman" w:hAnsi="Times New Roman" w:cs="Times New Roman"/>
-          <w:sz w:val="28"/>
-          <w:szCs w:val="28"/>
-        </w:rPr>
-        <w:t>&gt;.</w:t>
+      <w:proofErr w:type="spellStart"/>
+      <w:proofErr w:type="spellEnd"/>
+      <w:proofErr w:type="spellStart"/>
+      <w:proofErr w:type="spellEnd"/>
+      <w:proofErr w:type="spellStart"/>
+      <w:proofErr w:type="spellEnd"/>
+      <w:r>
+        <w:rPr>
+          <w:rFonts w:ascii="Times New Roman" w:hAnsi="Times New Roman" w:cs="Times New Roman"/>
+          <w:sz w:val="28"/>
+          <w:szCs w:val="28"/>
+        </w:rPr>
+        <w:t xml:space="preserve">Ссылки навигации группируют в теге &lt;nav&gt;, внутри которого делают список &lt;ul&gt; с элементами &lt;li&gt;, а в каждом элементе находится ссылка &lt;a&gt;.</w:t>
       </w:r>
     </w:p>
     <w:p>
@@ -7595,58 +6236,17 @@
           <w:szCs w:val="28"/>
         </w:rPr>
       </w:pPr>
-      <w:r>
-        <w:rPr>
-          <w:rFonts w:ascii="Times New Roman" w:hAnsi="Times New Roman" w:cs="Times New Roman"/>
-          <w:sz w:val="28"/>
-          <w:szCs w:val="28"/>
-        </w:rPr>
-        <w:t>&lt;</w:t>
-      </w:r>
-      <w:proofErr w:type="spellStart"/>
-      <w:r>
-        <w:rPr>
-          <w:rFonts w:ascii="Times New Roman" w:hAnsi="Times New Roman" w:cs="Times New Roman"/>
-          <w:sz w:val="28"/>
-          <w:szCs w:val="28"/>
-        </w:rPr>
-        <w:t>main</w:t>
-      </w:r>
-      <w:proofErr w:type="spellEnd"/>
-      <w:r>
-        <w:rPr>
-          <w:rFonts w:ascii="Times New Roman" w:hAnsi="Times New Roman" w:cs="Times New Roman"/>
-          <w:sz w:val="28"/>
-          <w:szCs w:val="28"/>
-        </w:rPr>
-        <w:t>&gt; определяет главное, уникальное содержимое документа. Его отличие в том, что на странице должен быть только один тег &lt;</w:t>
-      </w:r>
-      <w:proofErr w:type="spellStart"/>
-      <w:r>
-        <w:rPr>
-          <w:rFonts w:ascii="Times New Roman" w:hAnsi="Times New Roman" w:cs="Times New Roman"/>
-          <w:sz w:val="28"/>
-          <w:szCs w:val="28"/>
-        </w:rPr>
-        <w:t>main</w:t>
-      </w:r>
-      <w:proofErr w:type="spellEnd"/>
-      <w:r>
-        <w:rPr>
-          <w:rFonts w:ascii="Times New Roman" w:hAnsi="Times New Roman" w:cs="Times New Roman"/>
-          <w:sz w:val="28"/>
-          <w:szCs w:val="28"/>
-        </w:rPr>
-        <w:t xml:space="preserve">&gt;, и он не </w:t>
-      </w:r>
-      <w:r>
-        <w:rPr>
-          <w:rFonts w:ascii="Times New Roman" w:hAnsi="Times New Roman" w:cs="Times New Roman"/>
-          <w:sz w:val="28"/>
-          <w:szCs w:val="28"/>
-        </w:rPr>
-        <w:lastRenderedPageBreak/>
-        <w:t>должен содержать контент, повторяющийся на других страницах (как шапка или подвал).</w:t>
+      <w:proofErr w:type="spellStart"/>
+      <w:proofErr w:type="spellEnd"/>
+      <w:proofErr w:type="spellStart"/>
+      <w:proofErr w:type="spellEnd"/>
+      <w:r>
+        <w:rPr>
+          <w:rFonts w:ascii="Times New Roman" w:hAnsi="Times New Roman" w:cs="Times New Roman"/>
+          <w:sz w:val="28"/>
+          <w:szCs w:val="28"/>
+        </w:rPr>
+        <w:t xml:space="preserve">&lt;main&gt; — главное содержимое документа. На странице он должен быть только один и не должен включать повторяющиеся блоки (шапку, подвал), в отличие от остальных семантических тегов, которых может быть несколько.</w:t>
       </w:r>
     </w:p>
     <w:p>
@@ -7682,157 +6282,29 @@
           <w:szCs w:val="28"/>
         </w:rPr>
       </w:pPr>
-      <w:r>
-        <w:rPr>
-          <w:rFonts w:ascii="Times New Roman" w:hAnsi="Times New Roman" w:cs="Times New Roman"/>
-          <w:sz w:val="28"/>
-          <w:szCs w:val="28"/>
-        </w:rPr>
-        <w:t>Они делают код HTML логичным и структурированным. Вместо бесконечных &lt;</w:t>
-      </w:r>
-      <w:proofErr w:type="spellStart"/>
-      <w:r>
-        <w:rPr>
-          <w:rFonts w:ascii="Times New Roman" w:hAnsi="Times New Roman" w:cs="Times New Roman"/>
-          <w:sz w:val="28"/>
-          <w:szCs w:val="28"/>
-        </w:rPr>
-        <w:t>div</w:t>
-      </w:r>
-      <w:proofErr w:type="spellEnd"/>
-      <w:r>
-        <w:rPr>
-          <w:rFonts w:ascii="Times New Roman" w:hAnsi="Times New Roman" w:cs="Times New Roman"/>
-          <w:sz w:val="28"/>
-          <w:szCs w:val="28"/>
-        </w:rPr>
-        <w:t xml:space="preserve"> </w:t>
-      </w:r>
-      <w:proofErr w:type="spellStart"/>
-      <w:r>
-        <w:rPr>
-          <w:rFonts w:ascii="Times New Roman" w:hAnsi="Times New Roman" w:cs="Times New Roman"/>
-          <w:sz w:val="28"/>
-          <w:szCs w:val="28"/>
-        </w:rPr>
-        <w:t>class</w:t>
-      </w:r>
-      <w:proofErr w:type="spellEnd"/>
-      <w:r>
-        <w:rPr>
-          <w:rFonts w:ascii="Times New Roman" w:hAnsi="Times New Roman" w:cs="Times New Roman"/>
-          <w:sz w:val="28"/>
-          <w:szCs w:val="28"/>
-        </w:rPr>
-        <w:t>="</w:t>
-      </w:r>
-      <w:proofErr w:type="spellStart"/>
-      <w:r>
-        <w:rPr>
-          <w:rFonts w:ascii="Times New Roman" w:hAnsi="Times New Roman" w:cs="Times New Roman"/>
-          <w:sz w:val="28"/>
-          <w:szCs w:val="28"/>
-        </w:rPr>
-        <w:t>header</w:t>
-      </w:r>
-      <w:proofErr w:type="spellEnd"/>
-      <w:r>
-        <w:rPr>
-          <w:rFonts w:ascii="Times New Roman" w:hAnsi="Times New Roman" w:cs="Times New Roman"/>
-          <w:sz w:val="28"/>
-          <w:szCs w:val="28"/>
-        </w:rPr>
-        <w:t>"&gt; и &lt;</w:t>
-      </w:r>
-      <w:proofErr w:type="spellStart"/>
-      <w:r>
-        <w:rPr>
-          <w:rFonts w:ascii="Times New Roman" w:hAnsi="Times New Roman" w:cs="Times New Roman"/>
-          <w:sz w:val="28"/>
-          <w:szCs w:val="28"/>
-        </w:rPr>
-        <w:t>div</w:t>
-      </w:r>
-      <w:proofErr w:type="spellEnd"/>
-      <w:r>
-        <w:rPr>
-          <w:rFonts w:ascii="Times New Roman" w:hAnsi="Times New Roman" w:cs="Times New Roman"/>
-          <w:sz w:val="28"/>
-          <w:szCs w:val="28"/>
-        </w:rPr>
-        <w:t xml:space="preserve"> </w:t>
-      </w:r>
-      <w:proofErr w:type="spellStart"/>
-      <w:r>
-        <w:rPr>
-          <w:rFonts w:ascii="Times New Roman" w:hAnsi="Times New Roman" w:cs="Times New Roman"/>
-          <w:sz w:val="28"/>
-          <w:szCs w:val="28"/>
-        </w:rPr>
-        <w:t>class</w:t>
-      </w:r>
-      <w:proofErr w:type="spellEnd"/>
-      <w:r>
-        <w:rPr>
-          <w:rFonts w:ascii="Times New Roman" w:hAnsi="Times New Roman" w:cs="Times New Roman"/>
-          <w:sz w:val="28"/>
-          <w:szCs w:val="28"/>
-        </w:rPr>
-        <w:t>="</w:t>
-      </w:r>
-      <w:proofErr w:type="spellStart"/>
-      <w:r>
-        <w:rPr>
-          <w:rFonts w:ascii="Times New Roman" w:hAnsi="Times New Roman" w:cs="Times New Roman"/>
-          <w:sz w:val="28"/>
-          <w:szCs w:val="28"/>
-        </w:rPr>
-        <w:t>footer</w:t>
-      </w:r>
-      <w:proofErr w:type="spellEnd"/>
-      <w:r>
-        <w:rPr>
-          <w:rFonts w:ascii="Times New Roman" w:hAnsi="Times New Roman" w:cs="Times New Roman"/>
-          <w:sz w:val="28"/>
-          <w:szCs w:val="28"/>
-        </w:rPr>
-        <w:t>"&gt; разработчик видит &lt;</w:t>
-      </w:r>
-      <w:proofErr w:type="spellStart"/>
-      <w:r>
-        <w:rPr>
-          <w:rFonts w:ascii="Times New Roman" w:hAnsi="Times New Roman" w:cs="Times New Roman"/>
-          <w:sz w:val="28"/>
-          <w:szCs w:val="28"/>
-        </w:rPr>
-        <w:t>header</w:t>
-      </w:r>
-      <w:proofErr w:type="spellEnd"/>
-      <w:r>
-        <w:rPr>
-          <w:rFonts w:ascii="Times New Roman" w:hAnsi="Times New Roman" w:cs="Times New Roman"/>
-          <w:sz w:val="28"/>
-          <w:szCs w:val="28"/>
-        </w:rPr>
-        <w:t>&gt; и &lt;</w:t>
-      </w:r>
-      <w:proofErr w:type="spellStart"/>
-      <w:r>
-        <w:rPr>
-          <w:rFonts w:ascii="Times New Roman" w:hAnsi="Times New Roman" w:cs="Times New Roman"/>
-          <w:sz w:val="28"/>
-          <w:szCs w:val="28"/>
-        </w:rPr>
-        <w:t>footer</w:t>
-      </w:r>
-      <w:proofErr w:type="spellEnd"/>
-      <w:r>
-        <w:rPr>
-          <w:rFonts w:ascii="Times New Roman" w:hAnsi="Times New Roman" w:cs="Times New Roman"/>
-          <w:sz w:val="28"/>
-          <w:szCs w:val="28"/>
-        </w:rPr>
-        <w:t>&gt;. Такой код гораздо легче читать, поддерживать и изменять.</w:t>
+      <w:proofErr w:type="spellStart"/>
+      <w:proofErr w:type="spellEnd"/>
+      <w:proofErr w:type="spellStart"/>
+      <w:proofErr w:type="spellEnd"/>
+      <w:proofErr w:type="spellStart"/>
+      <w:proofErr w:type="spellEnd"/>
+      <w:proofErr w:type="spellStart"/>
+      <w:proofErr w:type="spellEnd"/>
+      <w:proofErr w:type="spellStart"/>
+      <w:proofErr w:type="spellEnd"/>
+      <w:proofErr w:type="spellStart"/>
+      <w:proofErr w:type="spellEnd"/>
+      <w:proofErr w:type="spellStart"/>
+      <w:proofErr w:type="spellEnd"/>
+      <w:proofErr w:type="spellStart"/>
+      <w:proofErr w:type="spellEnd"/>
+      <w:r>
+        <w:rPr>
+          <w:rFonts w:ascii="Times New Roman" w:hAnsi="Times New Roman" w:cs="Times New Roman"/>
+          <w:sz w:val="28"/>
+          <w:szCs w:val="28"/>
+        </w:rPr>
+        <w:t xml:space="preserve">Код получается логичным и структурированным: вместо множества &lt;div class="header"&gt; и &lt;div class="footer"&gt; видны &lt;header&gt; и &lt;footer&gt;. Такую разметку проще читать, поддерживать и менять.</w:t>
       </w:r>
     </w:p>
     <w:p>
@@ -7904,31 +6376,15 @@
           <w:szCs w:val="28"/>
         </w:rPr>
       </w:pPr>
-      <w:r>
-        <w:rPr>
-          <w:rFonts w:ascii="Times New Roman" w:hAnsi="Times New Roman" w:cs="Times New Roman"/>
-          <w:sz w:val="28"/>
-          <w:szCs w:val="28"/>
-        </w:rPr>
-        <w:t>&lt;</w:t>
-      </w:r>
-      <w:proofErr w:type="spellStart"/>
-      <w:r>
-        <w:rPr>
-          <w:rFonts w:ascii="Times New Roman" w:hAnsi="Times New Roman" w:cs="Times New Roman"/>
-          <w:sz w:val="28"/>
-          <w:szCs w:val="28"/>
-        </w:rPr>
-        <w:t>article</w:t>
-      </w:r>
-      <w:proofErr w:type="spellEnd"/>
-      <w:r>
-        <w:rPr>
-          <w:rFonts w:ascii="Times New Roman" w:hAnsi="Times New Roman" w:cs="Times New Roman"/>
-          <w:sz w:val="28"/>
-          <w:szCs w:val="28"/>
-        </w:rPr>
-        <w:t>&gt; используется для блоков, которые имеют смысл сами по себе, без контекста остальной страницы. Например, пост в блоге, карточка товара, новость или комментарий пользователя.</w:t>
+      <w:proofErr w:type="spellStart"/>
+      <w:proofErr w:type="spellEnd"/>
+      <w:r>
+        <w:rPr>
+          <w:rFonts w:ascii="Times New Roman" w:hAnsi="Times New Roman" w:cs="Times New Roman"/>
+          <w:sz w:val="28"/>
+          <w:szCs w:val="28"/>
+        </w:rPr>
+        <w:t xml:space="preserve">&lt;article&gt; используют для блока, который имеет смысл и без остальной страницы: пост в блоге, карточка товара, новость, комментарий.</w:t>
       </w:r>
     </w:p>
     <w:p>
@@ -7964,139 +6420,27 @@
           <w:szCs w:val="28"/>
         </w:rPr>
       </w:pPr>
-      <w:r>
-        <w:rPr>
-          <w:rFonts w:ascii="Times New Roman" w:hAnsi="Times New Roman" w:cs="Times New Roman"/>
-          <w:sz w:val="28"/>
-          <w:szCs w:val="28"/>
-        </w:rPr>
-        <w:t>Их можно вкладывать друг в друга. Например, внутри &lt;</w:t>
-      </w:r>
-      <w:proofErr w:type="spellStart"/>
-      <w:r>
-        <w:rPr>
-          <w:rFonts w:ascii="Times New Roman" w:hAnsi="Times New Roman" w:cs="Times New Roman"/>
-          <w:sz w:val="28"/>
-          <w:szCs w:val="28"/>
-        </w:rPr>
-        <w:t>main</w:t>
-      </w:r>
-      <w:proofErr w:type="spellEnd"/>
-      <w:r>
-        <w:rPr>
-          <w:rFonts w:ascii="Times New Roman" w:hAnsi="Times New Roman" w:cs="Times New Roman"/>
-          <w:sz w:val="28"/>
-          <w:szCs w:val="28"/>
-        </w:rPr>
-        <w:t>&gt; может быть несколько &lt;</w:t>
-      </w:r>
-      <w:proofErr w:type="spellStart"/>
-      <w:r>
-        <w:rPr>
-          <w:rFonts w:ascii="Times New Roman" w:hAnsi="Times New Roman" w:cs="Times New Roman"/>
-          <w:sz w:val="28"/>
-          <w:szCs w:val="28"/>
-        </w:rPr>
-        <w:t>section</w:t>
-      </w:r>
-      <w:proofErr w:type="spellEnd"/>
-      <w:r>
-        <w:rPr>
-          <w:rFonts w:ascii="Times New Roman" w:hAnsi="Times New Roman" w:cs="Times New Roman"/>
-          <w:sz w:val="28"/>
-          <w:szCs w:val="28"/>
-        </w:rPr>
-        <w:t>&gt;, а внутри каждой &lt;</w:t>
-      </w:r>
-      <w:proofErr w:type="spellStart"/>
-      <w:r>
-        <w:rPr>
-          <w:rFonts w:ascii="Times New Roman" w:hAnsi="Times New Roman" w:cs="Times New Roman"/>
-          <w:sz w:val="28"/>
-          <w:szCs w:val="28"/>
-        </w:rPr>
-        <w:t>section</w:t>
-      </w:r>
-      <w:proofErr w:type="spellEnd"/>
-      <w:r>
-        <w:rPr>
-          <w:rFonts w:ascii="Times New Roman" w:hAnsi="Times New Roman" w:cs="Times New Roman"/>
-          <w:sz w:val="28"/>
-          <w:szCs w:val="28"/>
-        </w:rPr>
-        <w:t>&gt; — несколько &lt;</w:t>
-      </w:r>
-      <w:proofErr w:type="spellStart"/>
-      <w:r>
-        <w:rPr>
-          <w:rFonts w:ascii="Times New Roman" w:hAnsi="Times New Roman" w:cs="Times New Roman"/>
-          <w:sz w:val="28"/>
-          <w:szCs w:val="28"/>
-        </w:rPr>
-        <w:t>article</w:t>
-      </w:r>
-      <w:proofErr w:type="spellEnd"/>
-      <w:r>
-        <w:rPr>
-          <w:rFonts w:ascii="Times New Roman" w:hAnsi="Times New Roman" w:cs="Times New Roman"/>
-          <w:sz w:val="28"/>
-          <w:szCs w:val="28"/>
-        </w:rPr>
-        <w:t>&gt;. Внутри &lt;</w:t>
-      </w:r>
-      <w:proofErr w:type="spellStart"/>
-      <w:r>
-        <w:rPr>
-          <w:rFonts w:ascii="Times New Roman" w:hAnsi="Times New Roman" w:cs="Times New Roman"/>
-          <w:sz w:val="28"/>
-          <w:szCs w:val="28"/>
-        </w:rPr>
-        <w:t>article</w:t>
-      </w:r>
-      <w:proofErr w:type="spellEnd"/>
-      <w:r>
-        <w:rPr>
-          <w:rFonts w:ascii="Times New Roman" w:hAnsi="Times New Roman" w:cs="Times New Roman"/>
-          <w:sz w:val="28"/>
-          <w:szCs w:val="28"/>
-        </w:rPr>
-        <w:t>&gt; может быть свой &lt;</w:t>
-      </w:r>
-      <w:proofErr w:type="spellStart"/>
-      <w:r>
-        <w:rPr>
-          <w:rFonts w:ascii="Times New Roman" w:hAnsi="Times New Roman" w:cs="Times New Roman"/>
-          <w:sz w:val="28"/>
-          <w:szCs w:val="28"/>
-        </w:rPr>
-        <w:t>header</w:t>
-      </w:r>
-      <w:proofErr w:type="spellEnd"/>
-      <w:r>
-        <w:rPr>
-          <w:rFonts w:ascii="Times New Roman" w:hAnsi="Times New Roman" w:cs="Times New Roman"/>
-          <w:sz w:val="28"/>
-          <w:szCs w:val="28"/>
-        </w:rPr>
-        <w:t>&gt; и &lt;</w:t>
-      </w:r>
-      <w:proofErr w:type="spellStart"/>
-      <w:r>
-        <w:rPr>
-          <w:rFonts w:ascii="Times New Roman" w:hAnsi="Times New Roman" w:cs="Times New Roman"/>
-          <w:sz w:val="28"/>
-          <w:szCs w:val="28"/>
-        </w:rPr>
-        <w:t>footer</w:t>
-      </w:r>
-      <w:proofErr w:type="spellEnd"/>
-      <w:r>
-        <w:rPr>
-          <w:rFonts w:ascii="Times New Roman" w:hAnsi="Times New Roman" w:cs="Times New Roman"/>
-          <w:sz w:val="28"/>
-          <w:szCs w:val="28"/>
-        </w:rPr>
-        <w:t>&gt;.</w:t>
+      <w:proofErr w:type="spellStart"/>
+      <w:proofErr w:type="spellEnd"/>
+      <w:proofErr w:type="spellStart"/>
+      <w:proofErr w:type="spellEnd"/>
+      <w:proofErr w:type="spellStart"/>
+      <w:proofErr w:type="spellEnd"/>
+      <w:proofErr w:type="spellStart"/>
+      <w:proofErr w:type="spellEnd"/>
+      <w:proofErr w:type="spellStart"/>
+      <w:proofErr w:type="spellEnd"/>
+      <w:proofErr w:type="spellStart"/>
+      <w:proofErr w:type="spellEnd"/>
+      <w:proofErr w:type="spellStart"/>
+      <w:proofErr w:type="spellEnd"/>
+      <w:r>
+        <w:rPr>
+          <w:rFonts w:ascii="Times New Roman" w:hAnsi="Times New Roman" w:cs="Times New Roman"/>
+          <w:sz w:val="28"/>
+          <w:szCs w:val="28"/>
+        </w:rPr>
+        <w:t xml:space="preserve">Теги можно вкладывать друг в друга: в &lt;main&gt; может быть несколько &lt;section&gt;, в каждой — несколько &lt;article&gt;, а внутри &lt;article&gt; — свои &lt;header&gt; и &lt;footer&gt;.</w:t>
       </w:r>
     </w:p>
     <w:p>
@@ -8132,103 +6476,23 @@
           <w:szCs w:val="28"/>
         </w:rPr>
       </w:pPr>
-      <w:r>
-        <w:rPr>
-          <w:rFonts w:ascii="Times New Roman" w:hAnsi="Times New Roman" w:cs="Times New Roman"/>
-          <w:sz w:val="28"/>
-          <w:szCs w:val="28"/>
-        </w:rPr>
-        <w:t>ARIA (</w:t>
-      </w:r>
-      <w:proofErr w:type="spellStart"/>
-      <w:r>
-        <w:rPr>
-          <w:rFonts w:ascii="Times New Roman" w:hAnsi="Times New Roman" w:cs="Times New Roman"/>
-          <w:sz w:val="28"/>
-          <w:szCs w:val="28"/>
-        </w:rPr>
-        <w:t>Accessible</w:t>
-      </w:r>
-      <w:proofErr w:type="spellEnd"/>
-      <w:r>
-        <w:rPr>
-          <w:rFonts w:ascii="Times New Roman" w:hAnsi="Times New Roman" w:cs="Times New Roman"/>
-          <w:sz w:val="28"/>
-          <w:szCs w:val="28"/>
-        </w:rPr>
-        <w:t xml:space="preserve"> Rich Internet Applications) — это набор атрибутов (например, </w:t>
-      </w:r>
-      <w:proofErr w:type="spellStart"/>
-      <w:r>
-        <w:rPr>
-          <w:rFonts w:ascii="Times New Roman" w:hAnsi="Times New Roman" w:cs="Times New Roman"/>
-          <w:sz w:val="28"/>
-          <w:szCs w:val="28"/>
-        </w:rPr>
-        <w:t>role</w:t>
-      </w:r>
-      <w:proofErr w:type="spellEnd"/>
-      <w:r>
-        <w:rPr>
-          <w:rFonts w:ascii="Times New Roman" w:hAnsi="Times New Roman" w:cs="Times New Roman"/>
-          <w:sz w:val="28"/>
-          <w:szCs w:val="28"/>
-        </w:rPr>
-        <w:t>="</w:t>
-      </w:r>
-      <w:proofErr w:type="spellStart"/>
-      <w:r>
-        <w:rPr>
-          <w:rFonts w:ascii="Times New Roman" w:hAnsi="Times New Roman" w:cs="Times New Roman"/>
-          <w:sz w:val="28"/>
-          <w:szCs w:val="28"/>
-        </w:rPr>
-        <w:t>button</w:t>
-      </w:r>
-      <w:proofErr w:type="spellEnd"/>
-      <w:r>
-        <w:rPr>
-          <w:rFonts w:ascii="Times New Roman" w:hAnsi="Times New Roman" w:cs="Times New Roman"/>
-          <w:sz w:val="28"/>
-          <w:szCs w:val="28"/>
-        </w:rPr>
-        <w:t xml:space="preserve">", </w:t>
-      </w:r>
-      <w:proofErr w:type="spellStart"/>
-      <w:r>
-        <w:rPr>
-          <w:rFonts w:ascii="Times New Roman" w:hAnsi="Times New Roman" w:cs="Times New Roman"/>
-          <w:sz w:val="28"/>
-          <w:szCs w:val="28"/>
-        </w:rPr>
-        <w:t>aria-label</w:t>
-      </w:r>
-      <w:proofErr w:type="spellEnd"/>
-      <w:r>
-        <w:rPr>
-          <w:rFonts w:ascii="Times New Roman" w:hAnsi="Times New Roman" w:cs="Times New Roman"/>
-          <w:sz w:val="28"/>
-          <w:szCs w:val="28"/>
-        </w:rPr>
-        <w:t>), которые дополняют HTML для улучшения доступности. Семантические теги уже имеют встроенные ARIA-роли по умолчанию, поэтому использование семантики предпочтительнее, чем ручное добавление ARIA-атрибутов к тегам &lt;</w:t>
-      </w:r>
-      <w:proofErr w:type="spellStart"/>
-      <w:r>
-        <w:rPr>
-          <w:rFonts w:ascii="Times New Roman" w:hAnsi="Times New Roman" w:cs="Times New Roman"/>
-          <w:sz w:val="28"/>
-          <w:szCs w:val="28"/>
-        </w:rPr>
-        <w:t>div</w:t>
-      </w:r>
-      <w:proofErr w:type="spellEnd"/>
-      <w:r>
-        <w:rPr>
-          <w:rFonts w:ascii="Times New Roman" w:hAnsi="Times New Roman" w:cs="Times New Roman"/>
-          <w:sz w:val="28"/>
-          <w:szCs w:val="28"/>
-        </w:rPr>
-        <w:t>&gt;.</w:t>
+      <w:proofErr w:type="spellStart"/>
+      <w:proofErr w:type="spellEnd"/>
+      <w:proofErr w:type="spellStart"/>
+      <w:proofErr w:type="spellEnd"/>
+      <w:proofErr w:type="spellStart"/>
+      <w:proofErr w:type="spellEnd"/>
+      <w:proofErr w:type="spellStart"/>
+      <w:proofErr w:type="spellEnd"/>
+      <w:proofErr w:type="spellStart"/>
+      <w:proofErr w:type="spellEnd"/>
+      <w:r>
+        <w:rPr>
+          <w:rFonts w:ascii="Times New Roman" w:hAnsi="Times New Roman" w:cs="Times New Roman"/>
+          <w:sz w:val="28"/>
+          <w:szCs w:val="28"/>
+        </w:rPr>
+        <w:t xml:space="preserve">ARIA (Accessible Rich Internet Applications) — набор атрибутов (например, role="button", aria-label), которые улучшают доступность. У семантических тегов уже есть встроенные роли, поэтому лучше использовать их, а не добавлять ARIA-атрибуты к &lt;div&gt;.</w:t>
       </w:r>
     </w:p>
     <w:p>
@@ -8270,7 +6534,7 @@
           <w:sz w:val="28"/>
           <w:szCs w:val="28"/>
         </w:rPr>
-        <w:t>Они создают предсказуемую структуру. Пользователи с ограниченными возможностями могут быстро перемещаться по странице с помощью клавиатуры, а зрячие пользователи видят логично организованный контент, что облегчает поиск нужной информации.</w:t>
+        <w:t xml:space="preserve">Семантические теги задают предсказуемую структуру. Пользователи с ограниченными возможностями быстрее перемещаются по странице, а остальным проще найти нужную информацию.</w:t>
       </w:r>
     </w:p>
     <w:p>
@@ -8307,51 +6571,15 @@
           <w:szCs w:val="28"/>
         </w:rPr>
       </w:pPr>
-      <w:r>
-        <w:rPr>
-          <w:rFonts w:ascii="Times New Roman" w:hAnsi="Times New Roman" w:cs="Times New Roman"/>
-          <w:sz w:val="28"/>
-          <w:szCs w:val="28"/>
-        </w:rPr>
-        <w:t>Это можно сделать с помощью официального валидатора W3C (</w:t>
-      </w:r>
-      <w:hyperlink r:id="rId7" w:tgtFrame="_blank" w:history="1">
-        <w:r>
-          <w:rPr>
-            <w:rStyle w:val="ac"/>
-            <w:rFonts w:ascii="Times New Roman" w:hAnsi="Times New Roman" w:cs="Times New Roman"/>
-            <w:color w:val="auto"/>
-            <w:sz w:val="28"/>
-            <w:szCs w:val="28"/>
-          </w:rPr>
-          <w:t>validator.w3.org</w:t>
-        </w:r>
-      </w:hyperlink>
-      <w:r>
-        <w:rPr>
-          <w:rFonts w:ascii="Times New Roman" w:hAnsi="Times New Roman" w:cs="Times New Roman"/>
-          <w:sz w:val="28"/>
-          <w:szCs w:val="28"/>
-        </w:rPr>
-        <w:t>). Также можно использовать инструменты разработчика в браузере (</w:t>
-      </w:r>
-      <w:proofErr w:type="spellStart"/>
-      <w:r>
-        <w:rPr>
-          <w:rFonts w:ascii="Times New Roman" w:hAnsi="Times New Roman" w:cs="Times New Roman"/>
-          <w:sz w:val="28"/>
-          <w:szCs w:val="28"/>
-        </w:rPr>
-        <w:t>DevTools</w:t>
-      </w:r>
-      <w:proofErr w:type="spellEnd"/>
-      <w:r>
-        <w:rPr>
-          <w:rFonts w:ascii="Times New Roman" w:hAnsi="Times New Roman" w:cs="Times New Roman"/>
-          <w:sz w:val="28"/>
-          <w:szCs w:val="28"/>
-        </w:rPr>
-        <w:t>), чтобы посмотреть структуру DOM-дерева и убедиться, что теги вложены логично и без ошибок.</w:t>
+      <w:proofErr w:type="spellStart"/>
+      <w:proofErr w:type="spellEnd"/>
+      <w:r>
+        <w:rPr>
+          <w:rFonts w:ascii="Times New Roman" w:hAnsi="Times New Roman" w:cs="Times New Roman"/>
+          <w:sz w:val="28"/>
+          <w:szCs w:val="28"/>
+        </w:rPr>
+        <w:t xml:space="preserve">Проверить можно в валидаторе W3C (validator.w3.org). Кроме того, в DevTools браузера можно посмотреть DOM-дерево и убедиться, что теги вложены логично и без ошибок.</w:t>
       </w:r>
     </w:p>
     <w:p>
